--- a/summary.docx
+++ b/summary.docx
@@ -2,7 +2,7 @@
 <file path=word/document.xml><?xml version="1.0" encoding="utf-8"?>
 <w:document xmlns:w="http://schemas.openxmlformats.org/wordprocessingml/2006/main" xmlns:m="http://schemas.openxmlformats.org/officeDocument/2006/math" xmlns:r="http://schemas.openxmlformats.org/officeDocument/2006/relationships" xmlns:o="urn:schemas-microsoft-com:office:office" xmlns:v="urn:schemas-microsoft-com:vml" xmlns:w10="urn:schemas-microsoft-com:office:word" xmlns:a="http://schemas.openxmlformats.org/drawingml/2006/main" xmlns:pic="http://schemas.openxmlformats.org/drawingml/2006/picture" xmlns:wp="http://schemas.openxmlformats.org/drawingml/2006/wordprocessingDrawing">
   <w:body>
-    <w:bookmarkStart w:id="32" w:name="current-articles"/>
+    <w:bookmarkStart w:id="21" w:name="current-articles"/>
     <w:p>
       <w:pPr>
         <w:pStyle w:val="Heading1"/>
@@ -11,7 +11,7 @@
         <w:t xml:space="preserve">Current Articles</w:t>
       </w:r>
     </w:p>
-    <w:bookmarkStart w:id="20" w:name="racial-identity"/>
+    <w:bookmarkStart w:id="9" w:name="racial-identity"/>
     <w:p>
       <w:pPr>
         <w:pStyle w:val="Heading2"/>
@@ -22,11 +22,11 @@
     </w:p>
     <w:p>
       <w:pPr>
+        <w:pStyle w:val="Compact"/>
         <w:numPr>
           <w:ilvl w:val="0"/>
           <w:numId w:val="1001"/>
         </w:numPr>
-        <w:pStyle w:val="Compact"/>
       </w:pPr>
       <w:r>
         <w:t xml:space="preserve">Kelly Miller.</w:t>
@@ -35,21 +35,15 @@
         <w:t xml:space="preserve"> </w:t>
       </w:r>
       <w:r>
-        <w:t xml:space="preserve">“</w:t>
-      </w:r>
-      <w:r>
-        <w:t xml:space="preserve">Is the American Negro to Remain Black or Become Bleached?.</w:t>
-      </w:r>
-      <w:r>
-        <w:t xml:space="preserve">”</w:t>
+        <w:t xml:space="preserve">“Is the American Negro to Remain Black or Become Bleached?.”</w:t>
       </w:r>
       <w:r>
         <w:t xml:space="preserve"> </w:t>
       </w:r>
       <w:r>
         <w:rPr>
+          <w:i/>
           <w:iCs/>
-          <w:i/>
         </w:rPr>
         <w:t xml:space="preserve">South Atlantic Quarterly</w:t>
       </w:r>
@@ -65,11 +59,11 @@
     </w:p>
     <w:p>
       <w:pPr>
+        <w:pStyle w:val="Compact"/>
         <w:numPr>
           <w:ilvl w:val="0"/>
           <w:numId w:val="1001"/>
         </w:numPr>
-        <w:pStyle w:val="Compact"/>
       </w:pPr>
       <w:r>
         <w:t xml:space="preserve">E. Franklin Frazier.</w:t>
@@ -78,13 +72,7 @@
         <w:t xml:space="preserve"> </w:t>
       </w:r>
       <w:r>
-        <w:t xml:space="preserve">“</w:t>
-      </w:r>
-      <w:r>
-        <w:t xml:space="preserve">Racial Self-Expression.</w:t>
-      </w:r>
-      <w:r>
-        <w:t xml:space="preserve">”</w:t>
+        <w:t xml:space="preserve">“Racial Self-Expression.”</w:t>
       </w:r>
       <w:r>
         <w:t xml:space="preserve"> </w:t>
@@ -107,11 +95,11 @@
     </w:p>
     <w:p>
       <w:pPr>
+        <w:pStyle w:val="Compact"/>
         <w:numPr>
           <w:ilvl w:val="0"/>
           <w:numId w:val="1001"/>
         </w:numPr>
-        <w:pStyle w:val="Compact"/>
       </w:pPr>
       <w:r>
         <w:t xml:space="preserve">Horace Mann Bond.</w:t>
@@ -120,21 +108,15 @@
         <w:t xml:space="preserve"> </w:t>
       </w:r>
       <w:r>
-        <w:t xml:space="preserve">“</w:t>
-      </w:r>
-      <w:r>
-        <w:t xml:space="preserve">Two Racial Islands in Alabama.</w:t>
-      </w:r>
-      <w:r>
-        <w:t xml:space="preserve">”</w:t>
+        <w:t xml:space="preserve">“Two Racial Islands in Alabama.”</w:t>
       </w:r>
       <w:r>
         <w:t xml:space="preserve"> </w:t>
       </w:r>
       <w:r>
         <w:rPr>
+          <w:i/>
           <w:iCs/>
-          <w:i/>
         </w:rPr>
         <w:t xml:space="preserve">American Journal of Sociology</w:t>
       </w:r>
@@ -148,8 +130,8 @@
         <w:t xml:space="preserve">Word count: 5,426</w:t>
       </w:r>
     </w:p>
-    <w:bookmarkEnd w:id="20"/>
-    <w:bookmarkStart w:id="21" w:name="white-racism-and-racial-violence"/>
+    <w:bookmarkEnd w:id="9"/>
+    <w:bookmarkStart w:id="10" w:name="white-racism-and-racial-violence"/>
     <w:p>
       <w:pPr>
         <w:pStyle w:val="Heading2"/>
@@ -160,11 +142,11 @@
     </w:p>
     <w:p>
       <w:pPr>
+        <w:pStyle w:val="Compact"/>
         <w:numPr>
           <w:ilvl w:val="0"/>
           <w:numId w:val="1002"/>
         </w:numPr>
-        <w:pStyle w:val="Compact"/>
       </w:pPr>
       <w:r>
         <w:t xml:space="preserve">Anna J. Cooper.</w:t>
@@ -173,13 +155,7 @@
         <w:t xml:space="preserve"> </w:t>
       </w:r>
       <w:r>
-        <w:t xml:space="preserve">“</w:t>
-      </w:r>
-      <w:r>
-        <w:t xml:space="preserve">Has America a Race Problem; If So, How Can It Best Be Solved?.</w:t>
-      </w:r>
-      <w:r>
-        <w:t xml:space="preserve">”</w:t>
+        <w:t xml:space="preserve">“Has America a Race Problem; If So, How Can It Best Be Solved?.”</w:t>
       </w:r>
       <w:r>
         <w:t xml:space="preserve"> </w:t>
@@ -202,11 +178,11 @@
     </w:p>
     <w:p>
       <w:pPr>
+        <w:pStyle w:val="Compact"/>
         <w:numPr>
           <w:ilvl w:val="0"/>
           <w:numId w:val="1002"/>
         </w:numPr>
-        <w:pStyle w:val="Compact"/>
       </w:pPr>
       <w:r>
         <w:t xml:space="preserve">W.E.B. Du Bois.</w:t>
@@ -215,13 +191,7 @@
         <w:t xml:space="preserve"> </w:t>
       </w:r>
       <w:r>
-        <w:t xml:space="preserve">“</w:t>
-      </w:r>
-      <w:r>
-        <w:t xml:space="preserve">The Economic Aspects of Race Prejudice.</w:t>
-      </w:r>
-      <w:r>
-        <w:t xml:space="preserve">”</w:t>
+        <w:t xml:space="preserve">“The Economic Aspects of Race Prejudice.”</w:t>
       </w:r>
       <w:r>
         <w:t xml:space="preserve"> </w:t>
@@ -239,16 +209,16 @@
         <w:t xml:space="preserve"> </w:t>
       </w:r>
       <w:r>
-        <w:t xml:space="preserve">Word count: 2,490</w:t>
-      </w:r>
-    </w:p>
-    <w:p>
-      <w:pPr>
+        <w:t xml:space="preserve">Word count: 2,489</w:t>
+      </w:r>
+    </w:p>
+    <w:p>
+      <w:pPr>
+        <w:pStyle w:val="Compact"/>
         <w:numPr>
           <w:ilvl w:val="0"/>
           <w:numId w:val="1002"/>
         </w:numPr>
-        <w:pStyle w:val="Compact"/>
       </w:pPr>
       <w:r>
         <w:t xml:space="preserve">Richard R. Wright, Jr..</w:t>
@@ -257,21 +227,15 @@
         <w:t xml:space="preserve"> </w:t>
       </w:r>
       <w:r>
-        <w:t xml:space="preserve">“</w:t>
+        <w:t xml:space="preserve">“The Negro Problem.”</w:t>
+      </w:r>
+      <w:r>
+        <w:t xml:space="preserve"> </w:t>
       </w:r>
       <w:r>
         <w:t xml:space="preserve">The Negro Problem.</w:t>
       </w:r>
       <w:r>
-        <w:t xml:space="preserve">”</w:t>
-      </w:r>
-      <w:r>
-        <w:t xml:space="preserve"> </w:t>
-      </w:r>
-      <w:r>
-        <w:t xml:space="preserve">The Negro Problem.</w:t>
-      </w:r>
-      <w:r>
         <w:t xml:space="preserve"> </w:t>
       </w:r>
       <w:r>
@@ -286,11 +250,11 @@
     </w:p>
     <w:p>
       <w:pPr>
+        <w:pStyle w:val="Compact"/>
         <w:numPr>
           <w:ilvl w:val="0"/>
           <w:numId w:val="1002"/>
         </w:numPr>
-        <w:pStyle w:val="Compact"/>
       </w:pPr>
       <w:r>
         <w:t xml:space="preserve">Charles S. Johnson.</w:t>
@@ -299,13 +263,7 @@
         <w:t xml:space="preserve"> </w:t>
       </w:r>
       <w:r>
-        <w:t xml:space="preserve">“</w:t>
-      </w:r>
-      <w:r>
-        <w:t xml:space="preserve">Public Opinion and The Negro.</w:t>
-      </w:r>
-      <w:r>
-        <w:t xml:space="preserve">”</w:t>
+        <w:t xml:space="preserve">“Public Opinion and The Negro.”</w:t>
       </w:r>
       <w:r>
         <w:t xml:space="preserve"> </w:t>
@@ -328,11 +286,11 @@
     </w:p>
     <w:p>
       <w:pPr>
+        <w:pStyle w:val="Compact"/>
         <w:numPr>
           <w:ilvl w:val="0"/>
           <w:numId w:val="1002"/>
         </w:numPr>
-        <w:pStyle w:val="Compact"/>
       </w:pPr>
       <w:r>
         <w:t xml:space="preserve">Monroe N. Work.</w:t>
@@ -341,13 +299,7 @@
         <w:t xml:space="preserve"> </w:t>
       </w:r>
       <w:r>
-        <w:t xml:space="preserve">“</w:t>
-      </w:r>
-      <w:r>
-        <w:t xml:space="preserve">Taking Stock of the Race Problem: A Statistical Review, and Interpretation of the Facts at the End of the Year 1923.</w:t>
-      </w:r>
-      <w:r>
-        <w:t xml:space="preserve">”</w:t>
+        <w:t xml:space="preserve">“Taking Stock of the Race Problem: A Statistical Review, and Interpretation of the Facts at the End of the Year 1923.”</w:t>
       </w:r>
       <w:r>
         <w:t xml:space="preserve"> </w:t>
@@ -370,11 +322,11 @@
     </w:p>
     <w:p>
       <w:pPr>
+        <w:pStyle w:val="Compact"/>
         <w:numPr>
           <w:ilvl w:val="0"/>
           <w:numId w:val="1002"/>
         </w:numPr>
-        <w:pStyle w:val="Compact"/>
       </w:pPr>
       <w:r>
         <w:t xml:space="preserve">Kelly Miller.</w:t>
@@ -383,10 +335,7 @@
         <w:t xml:space="preserve"> </w:t>
       </w:r>
       <w:r>
-        <w:t xml:space="preserve">“</w:t>
-      </w:r>
-      <w:r>
-        <w:t xml:space="preserve">Review of</w:t>
+        <w:t xml:space="preserve">“Review of</w:t>
       </w:r>
       <w:r>
         <w:t xml:space="preserve"> </w:t>
@@ -398,10 +347,7 @@
         <w:t xml:space="preserve"> </w:t>
       </w:r>
       <w:r>
-        <w:t xml:space="preserve">by Chicago Commission on Race Relations.</w:t>
-      </w:r>
-      <w:r>
-        <w:t xml:space="preserve">”</w:t>
+        <w:t xml:space="preserve">by Chicago Commission on Race Relations.”</w:t>
       </w:r>
       <w:r>
         <w:t xml:space="preserve"> </w:t>
@@ -424,11 +370,11 @@
     </w:p>
     <w:p>
       <w:pPr>
+        <w:pStyle w:val="Compact"/>
         <w:numPr>
           <w:ilvl w:val="0"/>
           <w:numId w:val="1002"/>
         </w:numPr>
-        <w:pStyle w:val="Compact"/>
       </w:pPr>
       <w:r>
         <w:t xml:space="preserve">Abram L. Harris.</w:t>
@@ -437,13 +383,7 @@
         <w:t xml:space="preserve"> </w:t>
       </w:r>
       <w:r>
-        <w:t xml:space="preserve">“</w:t>
-      </w:r>
-      <w:r>
-        <w:t xml:space="preserve">Economic Foundations of American Race Division.</w:t>
-      </w:r>
-      <w:r>
-        <w:t xml:space="preserve">”</w:t>
+        <w:t xml:space="preserve">“Economic Foundations of American Race Division.”</w:t>
       </w:r>
       <w:r>
         <w:t xml:space="preserve"> </w:t>
@@ -466,11 +406,11 @@
     </w:p>
     <w:p>
       <w:pPr>
+        <w:pStyle w:val="Compact"/>
         <w:numPr>
           <w:ilvl w:val="0"/>
           <w:numId w:val="1002"/>
         </w:numPr>
-        <w:pStyle w:val="Compact"/>
       </w:pPr>
       <w:r>
         <w:t xml:space="preserve">E. Franklin Frazier.</w:t>
@@ -479,13 +419,7 @@
         <w:t xml:space="preserve"> </w:t>
       </w:r>
       <w:r>
-        <w:t xml:space="preserve">“</w:t>
-      </w:r>
-      <w:r>
-        <w:t xml:space="preserve">The Pathology of Race Prejudice.</w:t>
-      </w:r>
-      <w:r>
-        <w:t xml:space="preserve">”</w:t>
+        <w:t xml:space="preserve">“The Pathology of Race Prejudice.”</w:t>
       </w:r>
       <w:r>
         <w:t xml:space="preserve"> </w:t>
@@ -506,8 +440,8 @@
         <w:t xml:space="preserve">Word count: 2,405</w:t>
       </w:r>
     </w:p>
-    <w:bookmarkEnd w:id="21"/>
-    <w:bookmarkStart w:id="22" w:name="great-migration-and-urban-sociology"/>
+    <w:bookmarkEnd w:id="10"/>
+    <w:bookmarkStart w:id="11" w:name="great-migration-and-urban-sociology"/>
     <w:p>
       <w:pPr>
         <w:pStyle w:val="Heading2"/>
@@ -518,11 +452,11 @@
     </w:p>
     <w:p>
       <w:pPr>
+        <w:pStyle w:val="Compact"/>
         <w:numPr>
           <w:ilvl w:val="0"/>
           <w:numId w:val="1003"/>
         </w:numPr>
-        <w:pStyle w:val="Compact"/>
       </w:pPr>
       <w:r>
         <w:t xml:space="preserve">Barrier.</w:t>
@@ -531,13 +465,7 @@
         <w:t xml:space="preserve"> </w:t>
       </w:r>
       <w:r>
-        <w:t xml:space="preserve">“</w:t>
-      </w:r>
-      <w:r>
-        <w:t xml:space="preserve">Social Bonds in the "Black Belt" of Chicago.</w:t>
-      </w:r>
-      <w:r>
-        <w:t xml:space="preserve">”</w:t>
+        <w:t xml:space="preserve">“Social Bonds in the "Black Belt" of Chicago.”</w:t>
       </w:r>
       <w:r>
         <w:t xml:space="preserve"> </w:t>
@@ -560,11 +488,11 @@
     </w:p>
     <w:p>
       <w:pPr>
+        <w:pStyle w:val="Compact"/>
         <w:numPr>
           <w:ilvl w:val="0"/>
           <w:numId w:val="1003"/>
         </w:numPr>
-        <w:pStyle w:val="Compact"/>
       </w:pPr>
       <w:r>
         <w:t xml:space="preserve">George Edmund Haynes.</w:t>
@@ -573,16 +501,10 @@
         <w:t xml:space="preserve"> </w:t>
       </w:r>
       <w:r>
-        <w:t xml:space="preserve">“</w:t>
-      </w:r>
-      <w:r>
-        <w:t xml:space="preserve">Negroes Move North:</w:t>
-      </w:r>
-      <w:r>
-        <w:t xml:space="preserve">Their Departure from the South.</w:t>
-      </w:r>
-      <w:r>
-        <w:t xml:space="preserve">”</w:t>
+        <w:t xml:space="preserve">“Negroes Move North:</w:t>
+      </w:r>
+      <w:r>
+        <w:t xml:space="preserve">Their Departure from the South.”</w:t>
       </w:r>
       <w:r>
         <w:t xml:space="preserve"> </w:t>
@@ -605,11 +527,11 @@
     </w:p>
     <w:p>
       <w:pPr>
+        <w:pStyle w:val="Compact"/>
         <w:numPr>
           <w:ilvl w:val="0"/>
           <w:numId w:val="1003"/>
         </w:numPr>
-        <w:pStyle w:val="Compact"/>
       </w:pPr>
       <w:r>
         <w:t xml:space="preserve">Charles S. Johnson.</w:t>
@@ -618,13 +540,7 @@
         <w:t xml:space="preserve"> </w:t>
       </w:r>
       <w:r>
-        <w:t xml:space="preserve">“</w:t>
-      </w:r>
-      <w:r>
-        <w:t xml:space="preserve">How Much is the Migration a Flight from Persecution?.</w:t>
-      </w:r>
-      <w:r>
-        <w:t xml:space="preserve">”</w:t>
+        <w:t xml:space="preserve">“How Much is the Migration a Flight from Persecution?.”</w:t>
       </w:r>
       <w:r>
         <w:t xml:space="preserve"> </w:t>
@@ -647,11 +563,11 @@
     </w:p>
     <w:p>
       <w:pPr>
+        <w:pStyle w:val="Compact"/>
         <w:numPr>
           <w:ilvl w:val="0"/>
           <w:numId w:val="1003"/>
         </w:numPr>
-        <w:pStyle w:val="Compact"/>
       </w:pPr>
       <w:r>
         <w:t xml:space="preserve">E. Franklin Frazier.</w:t>
@@ -660,13 +576,7 @@
         <w:t xml:space="preserve"> </w:t>
       </w:r>
       <w:r>
-        <w:t xml:space="preserve">“</w:t>
-      </w:r>
-      <w:r>
-        <w:t xml:space="preserve">Durham: Capital of the Black Middle Class.</w:t>
-      </w:r>
-      <w:r>
-        <w:t xml:space="preserve">”</w:t>
+        <w:t xml:space="preserve">“Durham: Capital of the Black Middle Class.”</w:t>
       </w:r>
       <w:r>
         <w:t xml:space="preserve"> </w:t>
@@ -689,11 +599,11 @@
     </w:p>
     <w:p>
       <w:pPr>
+        <w:pStyle w:val="Compact"/>
         <w:numPr>
           <w:ilvl w:val="0"/>
           <w:numId w:val="1003"/>
         </w:numPr>
-        <w:pStyle w:val="Compact"/>
       </w:pPr>
       <w:r>
         <w:t xml:space="preserve">Charles S. Johnson.</w:t>
@@ -702,13 +612,7 @@
         <w:t xml:space="preserve"> </w:t>
       </w:r>
       <w:r>
-        <w:t xml:space="preserve">“</w:t>
-      </w:r>
-      <w:r>
-        <w:t xml:space="preserve">The New Frontage of American Life.</w:t>
-      </w:r>
-      <w:r>
-        <w:t xml:space="preserve">”</w:t>
+        <w:t xml:space="preserve">“The New Frontage of American Life.”</w:t>
       </w:r>
       <w:r>
         <w:t xml:space="preserve"> </w:t>
@@ -731,11 +635,11 @@
     </w:p>
     <w:p>
       <w:pPr>
+        <w:pStyle w:val="Compact"/>
         <w:numPr>
           <w:ilvl w:val="0"/>
           <w:numId w:val="1003"/>
         </w:numPr>
-        <w:pStyle w:val="Compact"/>
       </w:pPr>
       <w:r>
         <w:t xml:space="preserve">Eugene Kinckle Jones.</w:t>
@@ -744,13 +648,7 @@
         <w:t xml:space="preserve"> </w:t>
       </w:r>
       <w:r>
-        <w:t xml:space="preserve">“</w:t>
-      </w:r>
-      <w:r>
-        <w:t xml:space="preserve">Negro Migration in New York State.</w:t>
-      </w:r>
-      <w:r>
-        <w:t xml:space="preserve">”</w:t>
+        <w:t xml:space="preserve">“Negro Migration in New York State.”</w:t>
       </w:r>
       <w:r>
         <w:t xml:space="preserve"> </w:t>
@@ -773,11 +671,11 @@
     </w:p>
     <w:p>
       <w:pPr>
+        <w:pStyle w:val="Compact"/>
         <w:numPr>
           <w:ilvl w:val="0"/>
           <w:numId w:val="1003"/>
         </w:numPr>
-        <w:pStyle w:val="Compact"/>
       </w:pPr>
       <w:r>
         <w:t xml:space="preserve">Kelly Miller.</w:t>
@@ -786,13 +684,7 @@
         <w:t xml:space="preserve"> </w:t>
       </w:r>
       <w:r>
-        <w:t xml:space="preserve">“</w:t>
-      </w:r>
-      <w:r>
-        <w:t xml:space="preserve">Where Is the Negro’s Heaven?.</w:t>
-      </w:r>
-      <w:r>
-        <w:t xml:space="preserve">”</w:t>
+        <w:t xml:space="preserve">“Where Is the Negro’s Heaven?.”</w:t>
       </w:r>
       <w:r>
         <w:t xml:space="preserve"> </w:t>
@@ -815,11 +707,11 @@
     </w:p>
     <w:p>
       <w:pPr>
+        <w:pStyle w:val="Compact"/>
         <w:numPr>
           <w:ilvl w:val="0"/>
           <w:numId w:val="1003"/>
         </w:numPr>
-        <w:pStyle w:val="Compact"/>
       </w:pPr>
       <w:r>
         <w:t xml:space="preserve">Ira De A. Reid.</w:t>
@@ -828,13 +720,7 @@
         <w:t xml:space="preserve"> </w:t>
       </w:r>
       <w:r>
-        <w:t xml:space="preserve">“</w:t>
-      </w:r>
-      <w:r>
-        <w:t xml:space="preserve">Mrs. Bailey Pays the Rent.</w:t>
-      </w:r>
-      <w:r>
-        <w:t xml:space="preserve">”</w:t>
+        <w:t xml:space="preserve">“Mrs. Bailey Pays the Rent.”</w:t>
       </w:r>
       <w:r>
         <w:t xml:space="preserve"> </w:t>
@@ -857,11 +743,11 @@
     </w:p>
     <w:p>
       <w:pPr>
+        <w:pStyle w:val="Compact"/>
         <w:numPr>
           <w:ilvl w:val="0"/>
           <w:numId w:val="1003"/>
         </w:numPr>
-        <w:pStyle w:val="Compact"/>
       </w:pPr>
       <w:r>
         <w:t xml:space="preserve">Ira De A. Reid.</w:t>
@@ -870,13 +756,7 @@
         <w:t xml:space="preserve"> </w:t>
       </w:r>
       <w:r>
-        <w:t xml:space="preserve">“</w:t>
-      </w:r>
-      <w:r>
-        <w:t xml:space="preserve">Mirrors of Harlem—Investigations and Problems of America’s Largest Colored Community.</w:t>
-      </w:r>
-      <w:r>
-        <w:t xml:space="preserve">”</w:t>
+        <w:t xml:space="preserve">“Mirrors of Harlem—Investigations and Problems of America’s Largest Colored Community.”</w:t>
       </w:r>
       <w:r>
         <w:t xml:space="preserve"> </w:t>
@@ -897,8 +777,8 @@
         <w:t xml:space="preserve">Word count: 3,619</w:t>
       </w:r>
     </w:p>
-    <w:bookmarkEnd w:id="22"/>
-    <w:bookmarkStart w:id="23" w:name="labor-and-economics"/>
+    <w:bookmarkEnd w:id="11"/>
+    <w:bookmarkStart w:id="12" w:name="labor-and-economics"/>
     <w:p>
       <w:pPr>
         <w:pStyle w:val="Heading2"/>
@@ -909,11 +789,11 @@
     </w:p>
     <w:p>
       <w:pPr>
+        <w:pStyle w:val="Compact"/>
         <w:numPr>
           <w:ilvl w:val="0"/>
           <w:numId w:val="1004"/>
         </w:numPr>
-        <w:pStyle w:val="Compact"/>
       </w:pPr>
       <w:r>
         <w:t xml:space="preserve">Richard R. Wright, Jr..</w:t>
@@ -922,13 +802,7 @@
         <w:t xml:space="preserve"> </w:t>
       </w:r>
       <w:r>
-        <w:t xml:space="preserve">“</w:t>
-      </w:r>
-      <w:r>
-        <w:t xml:space="preserve">The Negro in Times of Industrial Unrest.</w:t>
-      </w:r>
-      <w:r>
-        <w:t xml:space="preserve">”</w:t>
+        <w:t xml:space="preserve">“The Negro in Times of Industrial Unrest.”</w:t>
       </w:r>
       <w:r>
         <w:t xml:space="preserve"> </w:t>
@@ -951,11 +825,11 @@
     </w:p>
     <w:p>
       <w:pPr>
+        <w:pStyle w:val="Compact"/>
         <w:numPr>
           <w:ilvl w:val="0"/>
           <w:numId w:val="1004"/>
         </w:numPr>
-        <w:pStyle w:val="Compact"/>
       </w:pPr>
       <w:r>
         <w:t xml:space="preserve">W.E.B. Du Bois.</w:t>
@@ -964,13 +838,7 @@
         <w:t xml:space="preserve"> </w:t>
       </w:r>
       <w:r>
-        <w:t xml:space="preserve">“</w:t>
-      </w:r>
-      <w:r>
-        <w:t xml:space="preserve">The Rural South.</w:t>
-      </w:r>
-      <w:r>
-        <w:t xml:space="preserve">”</w:t>
+        <w:t xml:space="preserve">“The Rural South.”</w:t>
       </w:r>
       <w:r>
         <w:t xml:space="preserve"> </w:t>
@@ -993,11 +861,11 @@
     </w:p>
     <w:p>
       <w:pPr>
+        <w:pStyle w:val="Compact"/>
         <w:numPr>
           <w:ilvl w:val="0"/>
           <w:numId w:val="1004"/>
         </w:numPr>
-        <w:pStyle w:val="Compact"/>
       </w:pPr>
       <w:r>
         <w:t xml:space="preserve">W.E.B. Du Bois and Augustus Granville Dill.</w:t>
@@ -1006,21 +874,15 @@
         <w:t xml:space="preserve"> </w:t>
       </w:r>
       <w:r>
-        <w:t xml:space="preserve">“</w:t>
-      </w:r>
-      <w:r>
-        <w:t xml:space="preserve">The Economic Future of the Negro American.</w:t>
-      </w:r>
-      <w:r>
-        <w:t xml:space="preserve">”</w:t>
+        <w:t xml:space="preserve">“The Economic Future of the Negro American.”</w:t>
       </w:r>
       <w:r>
         <w:t xml:space="preserve"> </w:t>
       </w:r>
       <w:r>
         <w:rPr>
+          <w:i/>
           <w:iCs/>
-          <w:i/>
         </w:rPr>
         <w:t xml:space="preserve">The Negro American Artisan</w:t>
       </w:r>
@@ -1036,11 +898,11 @@
     </w:p>
     <w:p>
       <w:pPr>
+        <w:pStyle w:val="Compact"/>
         <w:numPr>
           <w:ilvl w:val="0"/>
           <w:numId w:val="1004"/>
         </w:numPr>
-        <w:pStyle w:val="Compact"/>
       </w:pPr>
       <w:r>
         <w:t xml:space="preserve">Abram L. Harris.</w:t>
@@ -1049,13 +911,7 @@
         <w:t xml:space="preserve"> </w:t>
       </w:r>
       <w:r>
-        <w:t xml:space="preserve">“</w:t>
-      </w:r>
-      <w:r>
-        <w:t xml:space="preserve">A White and Black World in American Labor and Politics.</w:t>
-      </w:r>
-      <w:r>
-        <w:t xml:space="preserve">”</w:t>
+        <w:t xml:space="preserve">“A White and Black World in American Labor and Politics.”</w:t>
       </w:r>
       <w:r>
         <w:t xml:space="preserve"> </w:t>
@@ -1078,11 +934,11 @@
     </w:p>
     <w:p>
       <w:pPr>
+        <w:pStyle w:val="Compact"/>
         <w:numPr>
           <w:ilvl w:val="0"/>
           <w:numId w:val="1004"/>
         </w:numPr>
-        <w:pStyle w:val="Compact"/>
       </w:pPr>
       <w:r>
         <w:t xml:space="preserve">Abram L. Harris.</w:t>
@@ -1091,13 +947,7 @@
         <w:t xml:space="preserve"> </w:t>
       </w:r>
       <w:r>
-        <w:t xml:space="preserve">“</w:t>
-      </w:r>
-      <w:r>
-        <w:t xml:space="preserve">Negro Labor’s Quarrel with White Workingmen.</w:t>
-      </w:r>
-      <w:r>
-        <w:t xml:space="preserve">”</w:t>
+        <w:t xml:space="preserve">“Negro Labor’s Quarrel with White Workingmen.”</w:t>
       </w:r>
       <w:r>
         <w:t xml:space="preserve"> </w:t>
@@ -1120,11 +970,11 @@
     </w:p>
     <w:p>
       <w:pPr>
+        <w:pStyle w:val="Compact"/>
         <w:numPr>
           <w:ilvl w:val="0"/>
           <w:numId w:val="1004"/>
         </w:numPr>
-        <w:pStyle w:val="Compact"/>
       </w:pPr>
       <w:r>
         <w:t xml:space="preserve">Ira De A. Reid.</w:t>
@@ -1133,13 +983,7 @@
         <w:t xml:space="preserve"> </w:t>
       </w:r>
       <w:r>
-        <w:t xml:space="preserve">“</w:t>
-      </w:r>
-      <w:r>
-        <w:t xml:space="preserve">Lily-White Labor.</w:t>
-      </w:r>
-      <w:r>
-        <w:t xml:space="preserve">”</w:t>
+        <w:t xml:space="preserve">“Lily-White Labor.”</w:t>
       </w:r>
       <w:r>
         <w:t xml:space="preserve"> </w:t>
@@ -1162,11 +1006,11 @@
     </w:p>
     <w:p>
       <w:pPr>
+        <w:pStyle w:val="Compact"/>
         <w:numPr>
           <w:ilvl w:val="0"/>
           <w:numId w:val="1004"/>
         </w:numPr>
-        <w:pStyle w:val="Compact"/>
       </w:pPr>
       <w:r>
         <w:t xml:space="preserve">Charles S. Johnson.</w:t>
@@ -1175,21 +1019,15 @@
         <w:t xml:space="preserve"> </w:t>
       </w:r>
       <w:r>
-        <w:t xml:space="preserve">“</w:t>
-      </w:r>
-      <w:r>
-        <w:t xml:space="preserve">Incidence Upon the Negroes.</w:t>
-      </w:r>
-      <w:r>
-        <w:t xml:space="preserve">”</w:t>
+        <w:t xml:space="preserve">“Incidence Upon the Negroes.”</w:t>
       </w:r>
       <w:r>
         <w:t xml:space="preserve"> </w:t>
       </w:r>
       <w:r>
         <w:rPr>
+          <w:i/>
           <w:iCs/>
-          <w:i/>
         </w:rPr>
         <w:t xml:space="preserve">American Journal of Sociology</w:t>
       </w:r>
@@ -1205,11 +1043,11 @@
     </w:p>
     <w:p>
       <w:pPr>
+        <w:pStyle w:val="Compact"/>
         <w:numPr>
           <w:ilvl w:val="0"/>
           <w:numId w:val="1004"/>
         </w:numPr>
-        <w:pStyle w:val="Compact"/>
       </w:pPr>
       <w:r>
         <w:t xml:space="preserve">Charles S. Johnson.</w:t>
@@ -1218,21 +1056,15 @@
         <w:t xml:space="preserve"> </w:t>
       </w:r>
       <w:r>
-        <w:t xml:space="preserve">“</w:t>
-      </w:r>
-      <w:r>
-        <w:t xml:space="preserve">The Conflict of Caste and Class in an American Industry.</w:t>
-      </w:r>
-      <w:r>
-        <w:t xml:space="preserve">”</w:t>
+        <w:t xml:space="preserve">“The Conflict of Caste and Class in an American Industry.”</w:t>
       </w:r>
       <w:r>
         <w:t xml:space="preserve"> </w:t>
       </w:r>
       <w:r>
         <w:rPr>
+          <w:i/>
           <w:iCs/>
-          <w:i/>
         </w:rPr>
         <w:t xml:space="preserve">American Journal of Sociology</w:t>
       </w:r>
@@ -1248,11 +1080,11 @@
     </w:p>
     <w:p>
       <w:pPr>
+        <w:pStyle w:val="Compact"/>
         <w:numPr>
           <w:ilvl w:val="0"/>
           <w:numId w:val="1004"/>
         </w:numPr>
-        <w:pStyle w:val="Compact"/>
       </w:pPr>
       <w:r>
         <w:t xml:space="preserve">Horace R. Cayton and George S. Mitchell.</w:t>
@@ -1261,13 +1093,7 @@
         <w:t xml:space="preserve"> </w:t>
       </w:r>
       <w:r>
-        <w:t xml:space="preserve">“</w:t>
-      </w:r>
-      <w:r>
-        <w:t xml:space="preserve">The Social Organization of the Negro Community and Its Relation to the Union Movement.</w:t>
-      </w:r>
-      <w:r>
-        <w:t xml:space="preserve">”</w:t>
+        <w:t xml:space="preserve">“The Social Organization of the Negro Community and Its Relation to the Union Movement.”</w:t>
       </w:r>
       <w:r>
         <w:t xml:space="preserve"> </w:t>
@@ -1285,11 +1111,11 @@
         <w:t xml:space="preserve"> </w:t>
       </w:r>
       <w:r>
-        <w:t xml:space="preserve">Word count: 17,180</w:t>
-      </w:r>
-    </w:p>
-    <w:bookmarkEnd w:id="23"/>
-    <w:bookmarkStart w:id="24" w:name="gender"/>
+        <w:t xml:space="preserve">Word count: 17,179</w:t>
+      </w:r>
+    </w:p>
+    <w:bookmarkEnd w:id="12"/>
+    <w:bookmarkStart w:id="13" w:name="gender"/>
     <w:p>
       <w:pPr>
         <w:pStyle w:val="Heading2"/>
@@ -1300,11 +1126,11 @@
     </w:p>
     <w:p>
       <w:pPr>
+        <w:pStyle w:val="Compact"/>
         <w:numPr>
           <w:ilvl w:val="0"/>
           <w:numId w:val="1005"/>
         </w:numPr>
-        <w:pStyle w:val="Compact"/>
       </w:pPr>
       <w:r>
         <w:t xml:space="preserve">Anna J. Cooper.</w:t>
@@ -1313,13 +1139,7 @@
         <w:t xml:space="preserve"> </w:t>
       </w:r>
       <w:r>
-        <w:t xml:space="preserve">“</w:t>
-      </w:r>
-      <w:r>
-        <w:t xml:space="preserve">The Status of Woman in America.</w:t>
-      </w:r>
-      <w:r>
-        <w:t xml:space="preserve">”</w:t>
+        <w:t xml:space="preserve">“The Status of Woman in America.”</w:t>
       </w:r>
       <w:r>
         <w:t xml:space="preserve"> </w:t>
@@ -1342,11 +1162,11 @@
     </w:p>
     <w:p>
       <w:pPr>
+        <w:pStyle w:val="Compact"/>
         <w:numPr>
           <w:ilvl w:val="0"/>
           <w:numId w:val="1005"/>
         </w:numPr>
-        <w:pStyle w:val="Compact"/>
       </w:pPr>
       <w:r>
         <w:t xml:space="preserve">Ross.</w:t>
@@ -1355,13 +1175,7 @@
         <w:t xml:space="preserve"> </w:t>
       </w:r>
       <w:r>
-        <w:t xml:space="preserve">“</w:t>
-      </w:r>
-      <w:r>
-        <w:t xml:space="preserve">Two Million Negro Women at Work.</w:t>
-      </w:r>
-      <w:r>
-        <w:t xml:space="preserve">”</w:t>
+        <w:t xml:space="preserve">“Two Million Negro Women at Work.”</w:t>
       </w:r>
       <w:r>
         <w:t xml:space="preserve"> </w:t>
@@ -1384,11 +1198,11 @@
     </w:p>
     <w:p>
       <w:pPr>
+        <w:pStyle w:val="Compact"/>
         <w:numPr>
           <w:ilvl w:val="0"/>
           <w:numId w:val="1005"/>
         </w:numPr>
-        <w:pStyle w:val="Compact"/>
       </w:pPr>
       <w:r>
         <w:t xml:space="preserve">Elise Johnson McDougald.</w:t>
@@ -1397,13 +1211,7 @@
         <w:t xml:space="preserve"> </w:t>
       </w:r>
       <w:r>
-        <w:t xml:space="preserve">“</w:t>
-      </w:r>
-      <w:r>
-        <w:t xml:space="preserve">The Task of Negro Womanhood.</w:t>
-      </w:r>
-      <w:r>
-        <w:t xml:space="preserve">”</w:t>
+        <w:t xml:space="preserve">“The Task of Negro Womanhood.”</w:t>
       </w:r>
       <w:r>
         <w:t xml:space="preserve"> </w:t>
@@ -1426,11 +1234,11 @@
     </w:p>
     <w:p>
       <w:pPr>
+        <w:pStyle w:val="Compact"/>
         <w:numPr>
           <w:ilvl w:val="0"/>
           <w:numId w:val="1005"/>
         </w:numPr>
-        <w:pStyle w:val="Compact"/>
       </w:pPr>
       <w:r>
         <w:t xml:space="preserve">Sadie T. M. Alexander.</w:t>
@@ -1439,13 +1247,7 @@
         <w:t xml:space="preserve"> </w:t>
       </w:r>
       <w:r>
-        <w:t xml:space="preserve">“</w:t>
-      </w:r>
-      <w:r>
-        <w:t xml:space="preserve">Negro Women in Our Economic Life.</w:t>
-      </w:r>
-      <w:r>
-        <w:t xml:space="preserve">”</w:t>
+        <w:t xml:space="preserve">“Negro Women in Our Economic Life.”</w:t>
       </w:r>
       <w:r>
         <w:t xml:space="preserve"> </w:t>
@@ -1466,8 +1268,8 @@
         <w:t xml:space="preserve">Word count: 2,176</w:t>
       </w:r>
     </w:p>
-    <w:bookmarkEnd w:id="24"/>
-    <w:bookmarkStart w:id="25" w:name="health-and-populations"/>
+    <w:bookmarkEnd w:id="13"/>
+    <w:bookmarkStart w:id="14" w:name="health-and-populations"/>
     <w:p>
       <w:pPr>
         <w:pStyle w:val="Heading2"/>
@@ -1478,11 +1280,11 @@
     </w:p>
     <w:p>
       <w:pPr>
+        <w:pStyle w:val="Compact"/>
         <w:numPr>
           <w:ilvl w:val="0"/>
           <w:numId w:val="1006"/>
         </w:numPr>
-        <w:pStyle w:val="Compact"/>
       </w:pPr>
       <w:r>
         <w:t xml:space="preserve">Kelly Miller.</w:t>
@@ -1491,26 +1293,20 @@
         <w:t xml:space="preserve"> </w:t>
       </w:r>
       <w:r>
-        <w:t xml:space="preserve">“</w:t>
-      </w:r>
-      <w:r>
-        <w:t xml:space="preserve">A Review of Hoffman’s</w:t>
+        <w:t xml:space="preserve">“A Review of Hoffman’s</w:t>
       </w:r>
       <w:r>
         <w:t xml:space="preserve"> </w:t>
       </w:r>
       <w:r>
         <w:rPr>
+          <w:i/>
           <w:iCs/>
-          <w:i/>
         </w:rPr>
         <w:t xml:space="preserve">Race Traits and Tendencies of the American Negro</w:t>
       </w:r>
       <w:r>
-        <w:t xml:space="preserve">..</w:t>
-      </w:r>
-      <w:r>
-        <w:t xml:space="preserve">”</w:t>
+        <w:t xml:space="preserve">..”</w:t>
       </w:r>
       <w:r>
         <w:t xml:space="preserve"> </w:t>
@@ -1523,8 +1319,8 @@
       </w:r>
       <w:r>
         <w:rPr>
+          <w:i/>
           <w:iCs/>
-          <w:i/>
         </w:rPr>
         <w:t xml:space="preserve">Race Traits and Tendencies of the American Negro</w:t>
       </w:r>
@@ -1536,8 +1332,8 @@
       </w:r>
       <w:r>
         <w:rPr>
+          <w:i/>
           <w:iCs/>
-          <w:i/>
         </w:rPr>
         <w:t xml:space="preserve">American Negro Academy Occasional Papers,</w:t>
       </w:r>
@@ -1556,11 +1352,11 @@
     </w:p>
     <w:p>
       <w:pPr>
+        <w:pStyle w:val="Compact"/>
         <w:numPr>
           <w:ilvl w:val="0"/>
           <w:numId w:val="1006"/>
         </w:numPr>
-        <w:pStyle w:val="Compact"/>
       </w:pPr>
       <w:r>
         <w:t xml:space="preserve">Monroe N. Work.</w:t>
@@ -1569,13 +1365,7 @@
         <w:t xml:space="preserve"> </w:t>
       </w:r>
       <w:r>
-        <w:t xml:space="preserve">“</w:t>
-      </w:r>
-      <w:r>
-        <w:t xml:space="preserve">The South and the Health of Negroes.</w:t>
-      </w:r>
-      <w:r>
-        <w:t xml:space="preserve">”</w:t>
+        <w:t xml:space="preserve">“The South and the Health of Negroes.”</w:t>
       </w:r>
       <w:r>
         <w:t xml:space="preserve"> </w:t>
@@ -1598,11 +1388,11 @@
     </w:p>
     <w:p>
       <w:pPr>
+        <w:pStyle w:val="Compact"/>
         <w:numPr>
           <w:ilvl w:val="0"/>
           <w:numId w:val="1006"/>
         </w:numPr>
-        <w:pStyle w:val="Compact"/>
       </w:pPr>
       <w:r>
         <w:t xml:space="preserve">Kelly Miller.</w:t>
@@ -1611,21 +1401,15 @@
         <w:t xml:space="preserve"> </w:t>
       </w:r>
       <w:r>
-        <w:t xml:space="preserve">“</w:t>
-      </w:r>
-      <w:r>
-        <w:t xml:space="preserve">Enumeration Errors in Negro Population.</w:t>
-      </w:r>
-      <w:r>
-        <w:t xml:space="preserve">”</w:t>
+        <w:t xml:space="preserve">“Enumeration Errors in Negro Population.”</w:t>
       </w:r>
       <w:r>
         <w:t xml:space="preserve"> </w:t>
       </w:r>
       <w:r>
         <w:rPr>
+          <w:i/>
           <w:iCs/>
-          <w:i/>
         </w:rPr>
         <w:t xml:space="preserve">The Scientific Monthly</w:t>
       </w:r>
@@ -1639,8 +1423,8 @@
         <w:t xml:space="preserve">Word count: 5,518</w:t>
       </w:r>
     </w:p>
-    <w:bookmarkEnd w:id="25"/>
-    <w:bookmarkStart w:id="26" w:name="social-movements"/>
+    <w:bookmarkEnd w:id="14"/>
+    <w:bookmarkStart w:id="15" w:name="social-movements"/>
     <w:p>
       <w:pPr>
         <w:pStyle w:val="Heading2"/>
@@ -1651,11 +1435,11 @@
     </w:p>
     <w:p>
       <w:pPr>
+        <w:pStyle w:val="Compact"/>
         <w:numPr>
           <w:ilvl w:val="0"/>
           <w:numId w:val="1007"/>
         </w:numPr>
-        <w:pStyle w:val="Compact"/>
       </w:pPr>
       <w:r>
         <w:t xml:space="preserve">Charles S. Johnson.</w:t>
@@ -1664,13 +1448,7 @@
         <w:t xml:space="preserve"> </w:t>
       </w:r>
       <w:r>
-        <w:t xml:space="preserve">“</w:t>
-      </w:r>
-      <w:r>
-        <w:t xml:space="preserve">After Garvey—What?.</w:t>
-      </w:r>
-      <w:r>
-        <w:t xml:space="preserve">”</w:t>
+        <w:t xml:space="preserve">“After Garvey—What?.”</w:t>
       </w:r>
       <w:r>
         <w:t xml:space="preserve"> </w:t>
@@ -1693,11 +1471,11 @@
     </w:p>
     <w:p>
       <w:pPr>
+        <w:pStyle w:val="Compact"/>
         <w:numPr>
           <w:ilvl w:val="0"/>
           <w:numId w:val="1007"/>
         </w:numPr>
-        <w:pStyle w:val="Compact"/>
       </w:pPr>
       <w:r>
         <w:t xml:space="preserve">Abram L. Harris.</w:t>
@@ -1706,13 +1484,7 @@
         <w:t xml:space="preserve"> </w:t>
       </w:r>
       <w:r>
-        <w:t xml:space="preserve">“</w:t>
-      </w:r>
-      <w:r>
-        <w:t xml:space="preserve">The Negro Problem as Viewed by Negro Leaders .</w:t>
-      </w:r>
-      <w:r>
-        <w:t xml:space="preserve">”</w:t>
+        <w:t xml:space="preserve">“The Negro Problem as Viewed by Negro Leaders .”</w:t>
       </w:r>
       <w:r>
         <w:t xml:space="preserve"> </w:t>
@@ -1735,11 +1507,11 @@
     </w:p>
     <w:p>
       <w:pPr>
+        <w:pStyle w:val="Compact"/>
         <w:numPr>
           <w:ilvl w:val="0"/>
           <w:numId w:val="1007"/>
         </w:numPr>
-        <w:pStyle w:val="Compact"/>
       </w:pPr>
       <w:r>
         <w:t xml:space="preserve">E. Franklin Frazier.</w:t>
@@ -1748,13 +1520,7 @@
         <w:t xml:space="preserve"> </w:t>
       </w:r>
       <w:r>
-        <w:t xml:space="preserve">“</w:t>
-      </w:r>
-      <w:r>
-        <w:t xml:space="preserve">The Garvey Movement.</w:t>
-      </w:r>
-      <w:r>
-        <w:t xml:space="preserve">”</w:t>
+        <w:t xml:space="preserve">“The Garvey Movement.”</w:t>
       </w:r>
       <w:r>
         <w:t xml:space="preserve"> </w:t>
@@ -1777,11 +1543,11 @@
     </w:p>
     <w:p>
       <w:pPr>
+        <w:pStyle w:val="Compact"/>
         <w:numPr>
           <w:ilvl w:val="0"/>
           <w:numId w:val="1007"/>
         </w:numPr>
-        <w:pStyle w:val="Compact"/>
       </w:pPr>
       <w:r>
         <w:t xml:space="preserve">Ralph J. Bunche.</w:t>
@@ -1790,21 +1556,15 @@
         <w:t xml:space="preserve"> </w:t>
       </w:r>
       <w:r>
-        <w:t xml:space="preserve">“</w:t>
-      </w:r>
-      <w:r>
-        <w:t xml:space="preserve">A Critical Analysis of the Tactics and Programs of Minority Groups.</w:t>
-      </w:r>
-      <w:r>
-        <w:t xml:space="preserve">”</w:t>
+        <w:t xml:space="preserve">“A Critical Analysis of the Tactics and Programs of Minority Groups.”</w:t>
       </w:r>
       <w:r>
         <w:t xml:space="preserve"> </w:t>
       </w:r>
       <w:r>
         <w:rPr>
+          <w:i/>
           <w:iCs/>
-          <w:i/>
         </w:rPr>
         <w:t xml:space="preserve">The Journal of Negro Education</w:t>
       </w:r>
@@ -1818,8 +1578,8 @@
         <w:t xml:space="preserve">Word count: 6,199</w:t>
       </w:r>
     </w:p>
-    <w:bookmarkEnd w:id="26"/>
-    <w:bookmarkStart w:id="28" w:name="methods"/>
+    <w:bookmarkEnd w:id="15"/>
+    <w:bookmarkStart w:id="17" w:name="methods"/>
     <w:p>
       <w:pPr>
         <w:pStyle w:val="Heading2"/>
@@ -1830,11 +1590,11 @@
     </w:p>
     <w:p>
       <w:pPr>
+        <w:pStyle w:val="Compact"/>
         <w:numPr>
           <w:ilvl w:val="0"/>
           <w:numId w:val="1008"/>
         </w:numPr>
-        <w:pStyle w:val="Compact"/>
       </w:pPr>
       <w:r>
         <w:t xml:space="preserve">W.E.B. Du Bois.</w:t>
@@ -1843,13 +1603,7 @@
         <w:t xml:space="preserve"> </w:t>
       </w:r>
       <w:r>
-        <w:t xml:space="preserve">“</w:t>
-      </w:r>
-      <w:r>
-        <w:t xml:space="preserve">A Program for a Sociological Society.</w:t>
-      </w:r>
-      <w:r>
-        <w:t xml:space="preserve">”</w:t>
+        <w:t xml:space="preserve">“A Program for a Sociological Society.”</w:t>
       </w:r>
       <w:r>
         <w:t xml:space="preserve"> </w:t>
@@ -1860,7 +1614,7 @@
       <w:r>
         <w:t xml:space="preserve"> </w:t>
       </w:r>
-      <w:hyperlink r:id="rId27">
+      <w:hyperlink r:id="rId16">
         <w:r>
           <w:rPr>
             <w:rStyle w:val="Hyperlink"/>
@@ -1875,16 +1629,16 @@
         <w:t xml:space="preserve"> </w:t>
       </w:r>
       <w:r>
-        <w:t xml:space="preserve">Word count: 6,743</w:t>
-      </w:r>
-    </w:p>
-    <w:p>
-      <w:pPr>
+        <w:t xml:space="preserve">Word count: 6,742</w:t>
+      </w:r>
+    </w:p>
+    <w:p>
+      <w:pPr>
+        <w:pStyle w:val="Compact"/>
         <w:numPr>
           <w:ilvl w:val="0"/>
           <w:numId w:val="1008"/>
         </w:numPr>
-        <w:pStyle w:val="Compact"/>
       </w:pPr>
       <w:r>
         <w:t xml:space="preserve">W.E.B. Du Bois.</w:t>
@@ -1893,13 +1647,7 @@
         <w:t xml:space="preserve"> </w:t>
       </w:r>
       <w:r>
-        <w:t xml:space="preserve">“</w:t>
-      </w:r>
-      <w:r>
-        <w:t xml:space="preserve">The Study of the Negro Problems.</w:t>
-      </w:r>
-      <w:r>
-        <w:t xml:space="preserve">”</w:t>
+        <w:t xml:space="preserve">“The Study of the Negro Problems.”</w:t>
       </w:r>
       <w:r>
         <w:t xml:space="preserve"> </w:t>
@@ -1920,8 +1668,8 @@
         <w:t xml:space="preserve">Word count: 7,428</w:t>
       </w:r>
     </w:p>
-    <w:bookmarkEnd w:id="28"/>
-    <w:bookmarkStart w:id="29" w:name="crime"/>
+    <w:bookmarkEnd w:id="17"/>
+    <w:bookmarkStart w:id="18" w:name="crime"/>
     <w:p>
       <w:pPr>
         <w:pStyle w:val="Heading2"/>
@@ -1932,11 +1680,11 @@
     </w:p>
     <w:p>
       <w:pPr>
+        <w:pStyle w:val="Compact"/>
         <w:numPr>
           <w:ilvl w:val="0"/>
           <w:numId w:val="1009"/>
         </w:numPr>
-        <w:pStyle w:val="Compact"/>
       </w:pPr>
       <w:r>
         <w:t xml:space="preserve">Ida B. Wells.</w:t>
@@ -1945,13 +1693,7 @@
         <w:t xml:space="preserve"> </w:t>
       </w:r>
       <w:r>
-        <w:t xml:space="preserve">“</w:t>
-      </w:r>
-      <w:r>
-        <w:t xml:space="preserve">The Convict Lease System.</w:t>
-      </w:r>
-      <w:r>
-        <w:t xml:space="preserve">”</w:t>
+        <w:t xml:space="preserve">“The Convict Lease System.”</w:t>
       </w:r>
       <w:r>
         <w:t xml:space="preserve"> </w:t>
@@ -1974,11 +1716,11 @@
     </w:p>
     <w:p>
       <w:pPr>
+        <w:pStyle w:val="Compact"/>
         <w:numPr>
           <w:ilvl w:val="0"/>
           <w:numId w:val="1009"/>
         </w:numPr>
-        <w:pStyle w:val="Compact"/>
       </w:pPr>
       <w:r>
         <w:t xml:space="preserve">W.E.B. Du Bois.</w:t>
@@ -1987,13 +1729,7 @@
         <w:t xml:space="preserve"> </w:t>
       </w:r>
       <w:r>
-        <w:t xml:space="preserve">“</w:t>
-      </w:r>
-      <w:r>
-        <w:t xml:space="preserve">The Negro and Crime.</w:t>
-      </w:r>
-      <w:r>
-        <w:t xml:space="preserve">”</w:t>
+        <w:t xml:space="preserve">“The Negro and Crime.”</w:t>
       </w:r>
       <w:r>
         <w:t xml:space="preserve"> </w:t>
@@ -2016,11 +1752,11 @@
     </w:p>
     <w:p>
       <w:pPr>
+        <w:pStyle w:val="Compact"/>
         <w:numPr>
           <w:ilvl w:val="0"/>
           <w:numId w:val="1009"/>
         </w:numPr>
-        <w:pStyle w:val="Compact"/>
       </w:pPr>
       <w:r>
         <w:t xml:space="preserve">Monroe N. Work.</w:t>
@@ -2029,21 +1765,15 @@
         <w:t xml:space="preserve"> </w:t>
       </w:r>
       <w:r>
-        <w:t xml:space="preserve">“</w:t>
-      </w:r>
-      <w:r>
-        <w:t xml:space="preserve">Crime Among the Negroes of Chicago: A Social Study.</w:t>
-      </w:r>
-      <w:r>
-        <w:t xml:space="preserve">”</w:t>
+        <w:t xml:space="preserve">“Crime Among the Negroes of Chicago: A Social Study.”</w:t>
       </w:r>
       <w:r>
         <w:t xml:space="preserve"> </w:t>
       </w:r>
       <w:r>
         <w:rPr>
+          <w:i/>
           <w:iCs/>
-          <w:i/>
         </w:rPr>
         <w:t xml:space="preserve">American Journal of Sociology</w:t>
       </w:r>
@@ -2059,11 +1789,11 @@
     </w:p>
     <w:p>
       <w:pPr>
+        <w:pStyle w:val="Compact"/>
         <w:numPr>
           <w:ilvl w:val="0"/>
           <w:numId w:val="1009"/>
         </w:numPr>
-        <w:pStyle w:val="Compact"/>
       </w:pPr>
       <w:r>
         <w:t xml:space="preserve">W.E.B. Du Bois.</w:t>
@@ -2072,13 +1802,7 @@
         <w:t xml:space="preserve"> </w:t>
       </w:r>
       <w:r>
-        <w:t xml:space="preserve">“</w:t>
-      </w:r>
-      <w:r>
-        <w:t xml:space="preserve">The Spawn of Slavery: The Convict-lease System in the South.</w:t>
-      </w:r>
-      <w:r>
-        <w:t xml:space="preserve">”</w:t>
+        <w:t xml:space="preserve">“The Spawn of Slavery: The Convict-lease System in the South.”</w:t>
       </w:r>
       <w:r>
         <w:t xml:space="preserve"> </w:t>
@@ -2101,11 +1825,11 @@
     </w:p>
     <w:p>
       <w:pPr>
+        <w:pStyle w:val="Compact"/>
         <w:numPr>
           <w:ilvl w:val="0"/>
           <w:numId w:val="1009"/>
         </w:numPr>
-        <w:pStyle w:val="Compact"/>
       </w:pPr>
       <w:r>
         <w:t xml:space="preserve">W.E.B. Du Bois.</w:t>
@@ -2114,13 +1838,7 @@
         <w:t xml:space="preserve"> </w:t>
       </w:r>
       <w:r>
-        <w:t xml:space="preserve">“</w:t>
-      </w:r>
-      <w:r>
-        <w:t xml:space="preserve">What Negroes Think of Crime.</w:t>
-      </w:r>
-      <w:r>
-        <w:t xml:space="preserve">”</w:t>
+        <w:t xml:space="preserve">“What Negroes Think of Crime.”</w:t>
       </w:r>
       <w:r>
         <w:t xml:space="preserve"> </w:t>
@@ -2132,7 +1850,7 @@
         <w:t xml:space="preserve"> </w:t>
       </w:r>
       <w:r>
-        <w:t xml:space="preserve">May 1904. Chapter 10, pp. 55–54.</w:t>
+        <w:t xml:space="preserve">May 1904. Chapter 10, pp. 54–55.</w:t>
       </w:r>
       <w:r>
         <w:t xml:space="preserve"> </w:t>
@@ -2143,11 +1861,11 @@
     </w:p>
     <w:p>
       <w:pPr>
+        <w:pStyle w:val="Compact"/>
         <w:numPr>
           <w:ilvl w:val="0"/>
           <w:numId w:val="1009"/>
         </w:numPr>
-        <w:pStyle w:val="Compact"/>
       </w:pPr>
       <w:r>
         <w:t xml:space="preserve">Kelly Miller.</w:t>
@@ -2156,13 +1874,7 @@
         <w:t xml:space="preserve"> </w:t>
       </w:r>
       <w:r>
-        <w:t xml:space="preserve">“</w:t>
-      </w:r>
-      <w:r>
-        <w:t xml:space="preserve">Crime Among Negroes.</w:t>
-      </w:r>
-      <w:r>
-        <w:t xml:space="preserve">”</w:t>
+        <w:t xml:space="preserve">“Crime Among Negroes.”</w:t>
       </w:r>
       <w:r>
         <w:t xml:space="preserve"> </w:t>
@@ -2185,11 +1897,11 @@
     </w:p>
     <w:p>
       <w:pPr>
+        <w:pStyle w:val="Compact"/>
         <w:numPr>
           <w:ilvl w:val="0"/>
           <w:numId w:val="1009"/>
         </w:numPr>
-        <w:pStyle w:val="Compact"/>
       </w:pPr>
       <w:r>
         <w:t xml:space="preserve">Monroe N. Work.</w:t>
@@ -2198,13 +1910,7 @@
         <w:t xml:space="preserve"> </w:t>
       </w:r>
       <w:r>
-        <w:t xml:space="preserve">“</w:t>
-      </w:r>
-      <w:r>
-        <w:t xml:space="preserve">The Northern Negro and Crime.</w:t>
-      </w:r>
-      <w:r>
-        <w:t xml:space="preserve">”</w:t>
+        <w:t xml:space="preserve">“The Northern Negro and Crime.”</w:t>
       </w:r>
       <w:r>
         <w:t xml:space="preserve"> </w:t>
@@ -2227,11 +1933,11 @@
     </w:p>
     <w:p>
       <w:pPr>
+        <w:pStyle w:val="Compact"/>
         <w:numPr>
           <w:ilvl w:val="0"/>
           <w:numId w:val="1009"/>
         </w:numPr>
-        <w:pStyle w:val="Compact"/>
       </w:pPr>
       <w:r>
         <w:t xml:space="preserve">Monroe N. Work.</w:t>
@@ -2240,13 +1946,7 @@
         <w:t xml:space="preserve"> </w:t>
       </w:r>
       <w:r>
-        <w:t xml:space="preserve">“</w:t>
-      </w:r>
-      <w:r>
-        <w:t xml:space="preserve">Negro Criminality in the South.</w:t>
-      </w:r>
-      <w:r>
-        <w:t xml:space="preserve">”</w:t>
+        <w:t xml:space="preserve">“Negro Criminality in the South.”</w:t>
       </w:r>
       <w:r>
         <w:t xml:space="preserve"> </w:t>
@@ -2269,11 +1969,11 @@
     </w:p>
     <w:p>
       <w:pPr>
+        <w:pStyle w:val="Compact"/>
         <w:numPr>
           <w:ilvl w:val="0"/>
           <w:numId w:val="1009"/>
         </w:numPr>
-        <w:pStyle w:val="Compact"/>
       </w:pPr>
       <w:r>
         <w:t xml:space="preserve">Ira De A. Reid.</w:t>
@@ -2282,13 +1982,7 @@
         <w:t xml:space="preserve"> </w:t>
       </w:r>
       <w:r>
-        <w:t xml:space="preserve">“</w:t>
-      </w:r>
-      <w:r>
-        <w:t xml:space="preserve">The Negro Goes to Sing Sing.</w:t>
-      </w:r>
-      <w:r>
-        <w:t xml:space="preserve">”</w:t>
+        <w:t xml:space="preserve">“The Negro Goes to Sing Sing.”</w:t>
       </w:r>
       <w:r>
         <w:t xml:space="preserve"> </w:t>
@@ -2311,11 +2005,11 @@
     </w:p>
     <w:p>
       <w:pPr>
+        <w:pStyle w:val="Compact"/>
         <w:numPr>
           <w:ilvl w:val="0"/>
           <w:numId w:val="1009"/>
         </w:numPr>
-        <w:pStyle w:val="Compact"/>
       </w:pPr>
       <w:r>
         <w:t xml:space="preserve">E. Franklin Frazier.</w:t>
@@ -2324,13 +2018,7 @@
         <w:t xml:space="preserve"> </w:t>
       </w:r>
       <w:r>
-        <w:t xml:space="preserve">“</w:t>
-      </w:r>
-      <w:r>
-        <w:t xml:space="preserve">Juvenile Delinquency.</w:t>
-      </w:r>
-      <w:r>
-        <w:t xml:space="preserve">”</w:t>
+        <w:t xml:space="preserve">“Juvenile Delinquency.”</w:t>
       </w:r>
       <w:r>
         <w:t xml:space="preserve"> </w:t>
@@ -2353,11 +2041,11 @@
     </w:p>
     <w:p>
       <w:pPr>
+        <w:pStyle w:val="Compact"/>
         <w:numPr>
           <w:ilvl w:val="0"/>
           <w:numId w:val="1009"/>
         </w:numPr>
-        <w:pStyle w:val="Compact"/>
       </w:pPr>
       <w:r>
         <w:t xml:space="preserve">Earl R. Moses.</w:t>
@@ -2366,13 +2054,7 @@
         <w:t xml:space="preserve"> </w:t>
       </w:r>
       <w:r>
-        <w:t xml:space="preserve">“</w:t>
-      </w:r>
-      <w:r>
-        <w:t xml:space="preserve">Delinquency in the Negro Community.</w:t>
-      </w:r>
-      <w:r>
-        <w:t xml:space="preserve">”</w:t>
+        <w:t xml:space="preserve">“Delinquency in the Negro Community.”</w:t>
       </w:r>
       <w:r>
         <w:t xml:space="preserve"> </w:t>
@@ -2395,11 +2077,11 @@
     </w:p>
     <w:p>
       <w:pPr>
+        <w:pStyle w:val="Compact"/>
         <w:numPr>
           <w:ilvl w:val="0"/>
           <w:numId w:val="1009"/>
         </w:numPr>
-        <w:pStyle w:val="Compact"/>
       </w:pPr>
       <w:r>
         <w:t xml:space="preserve">E. Franklin Frazier.</w:t>
@@ -2408,13 +2090,7 @@
         <w:t xml:space="preserve"> </w:t>
       </w:r>
       <w:r>
-        <w:t xml:space="preserve">“</w:t>
-      </w:r>
-      <w:r>
-        <w:t xml:space="preserve">Rebellious Youth.</w:t>
-      </w:r>
-      <w:r>
-        <w:t xml:space="preserve">”</w:t>
+        <w:t xml:space="preserve">“Rebellious Youth.”</w:t>
       </w:r>
       <w:r>
         <w:t xml:space="preserve"> </w:t>
@@ -2432,11 +2108,11 @@
         <w:t xml:space="preserve"> </w:t>
       </w:r>
       <w:r>
-        <w:t xml:space="preserve">Word count: 6,110</w:t>
-      </w:r>
-    </w:p>
-    <w:bookmarkEnd w:id="29"/>
-    <w:bookmarkStart w:id="30" w:name="education"/>
+        <w:t xml:space="preserve">Word count: 6,108</w:t>
+      </w:r>
+    </w:p>
+    <w:bookmarkEnd w:id="18"/>
+    <w:bookmarkStart w:id="19" w:name="education"/>
     <w:p>
       <w:pPr>
         <w:pStyle w:val="Heading2"/>
@@ -2447,11 +2123,11 @@
     </w:p>
     <w:p>
       <w:pPr>
+        <w:pStyle w:val="Compact"/>
         <w:numPr>
           <w:ilvl w:val="0"/>
           <w:numId w:val="1010"/>
         </w:numPr>
-        <w:pStyle w:val="Compact"/>
       </w:pPr>
       <w:r>
         <w:t xml:space="preserve">Elise Johnson McDougald.</w:t>
@@ -2460,13 +2136,7 @@
         <w:t xml:space="preserve"> </w:t>
       </w:r>
       <w:r>
-        <w:t xml:space="preserve">“</w:t>
-      </w:r>
-      <w:r>
-        <w:t xml:space="preserve">The Schools and the Vocational Life of Negroes.</w:t>
-      </w:r>
-      <w:r>
-        <w:t xml:space="preserve">”</w:t>
+        <w:t xml:space="preserve">“The Schools and the Vocational Life of Negroes.”</w:t>
       </w:r>
       <w:r>
         <w:t xml:space="preserve"> </w:t>
@@ -2489,11 +2159,11 @@
     </w:p>
     <w:p>
       <w:pPr>
+        <w:pStyle w:val="Compact"/>
         <w:numPr>
           <w:ilvl w:val="0"/>
           <w:numId w:val="1010"/>
         </w:numPr>
-        <w:pStyle w:val="Compact"/>
       </w:pPr>
       <w:r>
         <w:t xml:space="preserve">Bertram W. Doyle.</w:t>
@@ -2502,21 +2172,15 @@
         <w:t xml:space="preserve"> </w:t>
       </w:r>
       <w:r>
-        <w:t xml:space="preserve">“</w:t>
-      </w:r>
-      <w:r>
-        <w:t xml:space="preserve">The Etiquette of Race Relations — Past, Present, and Future.</w:t>
-      </w:r>
-      <w:r>
-        <w:t xml:space="preserve">”</w:t>
+        <w:t xml:space="preserve">“The Etiquette of Race Relations — Past, Present, and Future.”</w:t>
       </w:r>
       <w:r>
         <w:t xml:space="preserve"> </w:t>
       </w:r>
       <w:r>
         <w:rPr>
+          <w:i/>
           <w:iCs/>
-          <w:i/>
         </w:rPr>
         <w:t xml:space="preserve">The Journal of Negro Education</w:t>
       </w:r>
@@ -2532,11 +2196,11 @@
     </w:p>
     <w:p>
       <w:pPr>
+        <w:pStyle w:val="Compact"/>
         <w:numPr>
           <w:ilvl w:val="0"/>
           <w:numId w:val="1010"/>
         </w:numPr>
-        <w:pStyle w:val="Compact"/>
       </w:pPr>
       <w:r>
         <w:t xml:space="preserve">Horace Mann Bond.</w:t>
@@ -2545,21 +2209,15 @@
         <w:t xml:space="preserve"> </w:t>
       </w:r>
       <w:r>
-        <w:t xml:space="preserve">“</w:t>
-      </w:r>
-      <w:r>
-        <w:t xml:space="preserve">The Negro Elementary School and the Cultural Pattern.</w:t>
-      </w:r>
-      <w:r>
-        <w:t xml:space="preserve">”</w:t>
+        <w:t xml:space="preserve">“The Negro Elementary School and the Cultural Pattern.”</w:t>
       </w:r>
       <w:r>
         <w:t xml:space="preserve"> </w:t>
       </w:r>
       <w:r>
         <w:rPr>
+          <w:i/>
           <w:iCs/>
-          <w:i/>
         </w:rPr>
         <w:t xml:space="preserve">The Journal of Educational Sociology</w:t>
       </w:r>
@@ -2573,8 +2231,8 @@
         <w:t xml:space="preserve">Word count: 3,342</w:t>
       </w:r>
     </w:p>
-    <w:bookmarkEnd w:id="30"/>
-    <w:bookmarkStart w:id="31" w:name="family"/>
+    <w:bookmarkEnd w:id="19"/>
+    <w:bookmarkStart w:id="20" w:name="family"/>
     <w:p>
       <w:pPr>
         <w:pStyle w:val="Heading2"/>
@@ -2585,11 +2243,11 @@
     </w:p>
     <w:p>
       <w:pPr>
+        <w:pStyle w:val="Compact"/>
         <w:numPr>
           <w:ilvl w:val="0"/>
           <w:numId w:val="1011"/>
         </w:numPr>
-        <w:pStyle w:val="Compact"/>
       </w:pPr>
       <w:r>
         <w:t xml:space="preserve">E. Franklin Frazier.</w:t>
@@ -2598,13 +2256,7 @@
         <w:t xml:space="preserve"> </w:t>
       </w:r>
       <w:r>
-        <w:t xml:space="preserve">“</w:t>
-      </w:r>
-      <w:r>
-        <w:t xml:space="preserve">Three Scourges of the Negro Family.</w:t>
-      </w:r>
-      <w:r>
-        <w:t xml:space="preserve">”</w:t>
+        <w:t xml:space="preserve">“Three Scourges of the Negro Family.”</w:t>
       </w:r>
       <w:r>
         <w:t xml:space="preserve"> </w:t>
@@ -2627,11 +2279,11 @@
     </w:p>
     <w:p>
       <w:pPr>
+        <w:pStyle w:val="Compact"/>
         <w:numPr>
           <w:ilvl w:val="0"/>
           <w:numId w:val="1011"/>
         </w:numPr>
-        <w:pStyle w:val="Compact"/>
       </w:pPr>
       <w:r>
         <w:t xml:space="preserve">E. Franklin Frazier.</w:t>
@@ -2640,13 +2292,7 @@
         <w:t xml:space="preserve"> </w:t>
       </w:r>
       <w:r>
-        <w:t xml:space="preserve">“</w:t>
-      </w:r>
-      <w:r>
-        <w:t xml:space="preserve">Is the Negro Family a Unique Sociological Unit?.</w:t>
-      </w:r>
-      <w:r>
-        <w:t xml:space="preserve">”</w:t>
+        <w:t xml:space="preserve">“Is the Negro Family a Unique Sociological Unit?.”</w:t>
       </w:r>
       <w:r>
         <w:t xml:space="preserve"> </w:t>
@@ -2669,11 +2315,11 @@
     </w:p>
     <w:p>
       <w:pPr>
+        <w:pStyle w:val="Compact"/>
         <w:numPr>
           <w:ilvl w:val="0"/>
           <w:numId w:val="1011"/>
         </w:numPr>
-        <w:pStyle w:val="Compact"/>
       </w:pPr>
       <w:r>
         <w:t xml:space="preserve">Charles S. Johnson.</w:t>
@@ -2682,13 +2328,7 @@
         <w:t xml:space="preserve"> </w:t>
       </w:r>
       <w:r>
-        <w:t xml:space="preserve">“</w:t>
-      </w:r>
-      <w:r>
-        <w:t xml:space="preserve">Negro Personality Changes in a Southern Community.</w:t>
-      </w:r>
-      <w:r>
-        <w:t xml:space="preserve">”</w:t>
+        <w:t xml:space="preserve">“Negro Personality Changes in a Southern Community.”</w:t>
       </w:r>
       <w:r>
         <w:t xml:space="preserve"> </w:t>
@@ -2709,9 +2349,13 @@
         <w:t xml:space="preserve">Word count: 5,508</w:t>
       </w:r>
     </w:p>
-    <w:bookmarkEnd w:id="31"/>
-    <w:bookmarkEnd w:id="32"/>
-    <w:sectPr/>
+    <w:bookmarkEnd w:id="20"/>
+    <w:bookmarkEnd w:id="21"/>
+    <w:sectPr>
+      <w:footnotePr>
+        <w:numRestart w:val="eachSect"/>
+      </w:footnotePr>
+    </w:sectPr>
   </w:body>
 </w:document>
 </file>
@@ -2742,14 +2386,14 @@
 <file path=word/numbering.xml><?xml version="1.0" encoding="utf-8"?>
 <w:numbering xmlns:w="http://schemas.openxmlformats.org/wordprocessingml/2006/main">
   <w:abstractNum w:abstractNumId="990">
-    <w:nsid w:val="A990"/>
+    <w:nsid w:val="0000A990"/>
     <w:multiLevelType w:val="multilevel"/>
     <w:lvl w:ilvl="0">
       <w:numFmt w:val="bullet"/>
       <w:lvlText w:val=" "/>
       <w:lvlJc w:val="left"/>
       <w:pPr>
-        <w:ind w:left="720" w:hanging="480"/>
+        <w:ind w:left="720" w:hanging="360"/>
       </w:pPr>
     </w:lvl>
     <w:lvl w:ilvl="1">
@@ -2757,7 +2401,7 @@
       <w:lvlText w:val=" "/>
       <w:lvlJc w:val="left"/>
       <w:pPr>
-        <w:ind w:left="1440" w:hanging="480"/>
+        <w:ind w:left="1440" w:hanging="360"/>
       </w:pPr>
     </w:lvl>
     <w:lvl w:ilvl="2">
@@ -2765,7 +2409,7 @@
       <w:lvlText w:val=" "/>
       <w:lvlJc w:val="left"/>
       <w:pPr>
-        <w:ind w:left="2160" w:hanging="480"/>
+        <w:ind w:left="2160" w:hanging="360"/>
       </w:pPr>
     </w:lvl>
     <w:lvl w:ilvl="3">
@@ -2773,7 +2417,7 @@
       <w:lvlText w:val=" "/>
       <w:lvlJc w:val="left"/>
       <w:pPr>
-        <w:ind w:left="2880" w:hanging="480"/>
+        <w:ind w:left="2880" w:hanging="360"/>
       </w:pPr>
     </w:lvl>
     <w:lvl w:ilvl="4">
@@ -2781,7 +2425,7 @@
       <w:lvlText w:val=" "/>
       <w:lvlJc w:val="left"/>
       <w:pPr>
-        <w:ind w:left="3600" w:hanging="480"/>
+        <w:ind w:left="3600" w:hanging="360"/>
       </w:pPr>
     </w:lvl>
     <w:lvl w:ilvl="5">
@@ -2789,7 +2433,7 @@
       <w:lvlText w:val=" "/>
       <w:lvlJc w:val="left"/>
       <w:pPr>
-        <w:ind w:left="4320" w:hanging="480"/>
+        <w:ind w:left="4320" w:hanging="360"/>
       </w:pPr>
     </w:lvl>
     <w:lvl w:ilvl="6">
@@ -2797,7 +2441,7 @@
       <w:lvlText w:val=" "/>
       <w:lvlJc w:val="left"/>
       <w:pPr>
-        <w:ind w:left="5040" w:hanging="480"/>
+        <w:ind w:left="5040" w:hanging="360"/>
       </w:pPr>
     </w:lvl>
     <w:lvl w:ilvl="7">
@@ -2805,7 +2449,7 @@
       <w:lvlText w:val=" "/>
       <w:lvlJc w:val="left"/>
       <w:pPr>
-        <w:ind w:left="5760" w:hanging="480"/>
+        <w:ind w:left="5760" w:hanging="360"/>
       </w:pPr>
     </w:lvl>
     <w:lvl w:ilvl="8">
@@ -2813,84 +2457,111 @@
       <w:lvlText w:val=" "/>
       <w:lvlJc w:val="left"/>
       <w:pPr>
-        <w:ind w:left="6480" w:hanging="480"/>
+        <w:ind w:left="6480" w:hanging="360"/>
       </w:pPr>
     </w:lvl>
   </w:abstractNum>
   <w:abstractNum w:abstractNumId="991">
-    <w:nsid w:val="A991"/>
+    <w:nsid w:val="0000A991"/>
     <w:multiLevelType w:val="multilevel"/>
     <w:lvl w:ilvl="0">
       <w:numFmt w:val="bullet"/>
-      <w:lvlText w:val="•"/>
+      <w:lvlText w:val=""/>
       <w:lvlJc w:val="left"/>
       <w:pPr>
-        <w:ind w:left="720" w:hanging="480"/>
-      </w:pPr>
+        <w:ind w:left="720" w:hanging="360"/>
+      </w:pPr>
+      <w:rPr>
+        <w:rFonts w:ascii="Symbol" w:hAnsi="Symbol" w:cs="Symbol" w:hint="default"/>
+      </w:rPr>
     </w:lvl>
     <w:lvl w:ilvl="1">
       <w:numFmt w:val="bullet"/>
-      <w:lvlText w:val="–"/>
+      <w:lvlText w:val="o"/>
       <w:lvlJc w:val="left"/>
       <w:pPr>
-        <w:ind w:left="1440" w:hanging="480"/>
-      </w:pPr>
+        <w:ind w:left="1440" w:hanging="360"/>
+      </w:pPr>
+      <w:rPr>
+        <w:rFonts w:ascii="Courier New" w:hAnsi="Courier New" w:cs="Courier New" w:hint="default"/>
+      </w:rPr>
     </w:lvl>
     <w:lvl w:ilvl="2">
       <w:numFmt w:val="bullet"/>
-      <w:lvlText w:val="•"/>
+      <w:lvlText w:val=""/>
       <w:lvlJc w:val="left"/>
       <w:pPr>
-        <w:ind w:left="2160" w:hanging="480"/>
-      </w:pPr>
+        <w:ind w:left="2160" w:hanging="360"/>
+      </w:pPr>
+      <w:rPr>
+        <w:rFonts w:ascii="Wingdings" w:hAnsi="Wingdings" w:cs="Wingdings" w:hint="default"/>
+      </w:rPr>
     </w:lvl>
     <w:lvl w:ilvl="3">
       <w:numFmt w:val="bullet"/>
-      <w:lvlText w:val="–"/>
+      <w:lvlText w:val=""/>
       <w:lvlJc w:val="left"/>
       <w:pPr>
-        <w:ind w:left="2880" w:hanging="480"/>
-      </w:pPr>
+        <w:ind w:left="2880" w:hanging="360"/>
+      </w:pPr>
+      <w:rPr>
+        <w:rFonts w:ascii="Symbol" w:hAnsi="Symbol" w:cs="Symbol" w:hint="default"/>
+      </w:rPr>
     </w:lvl>
     <w:lvl w:ilvl="4">
       <w:numFmt w:val="bullet"/>
-      <w:lvlText w:val="•"/>
+      <w:lvlText w:val="o"/>
       <w:lvlJc w:val="left"/>
       <w:pPr>
-        <w:ind w:left="3600" w:hanging="480"/>
-      </w:pPr>
+        <w:ind w:left="3600" w:hanging="360"/>
+      </w:pPr>
+      <w:rPr>
+        <w:rFonts w:ascii="Courier New" w:hAnsi="Courier New" w:cs="Courier New" w:hint="default"/>
+      </w:rPr>
     </w:lvl>
     <w:lvl w:ilvl="5">
       <w:numFmt w:val="bullet"/>
-      <w:lvlText w:val="–"/>
+      <w:lvlText w:val=""/>
       <w:lvlJc w:val="left"/>
       <w:pPr>
-        <w:ind w:left="4320" w:hanging="480"/>
-      </w:pPr>
+        <w:ind w:left="4320" w:hanging="360"/>
+      </w:pPr>
+      <w:rPr>
+        <w:rFonts w:ascii="Wingdings" w:hAnsi="Wingdings" w:cs="Wingdings" w:hint="default"/>
+      </w:rPr>
     </w:lvl>
     <w:lvl w:ilvl="6">
       <w:numFmt w:val="bullet"/>
-      <w:lvlText w:val="•"/>
+      <w:lvlText w:val=""/>
       <w:lvlJc w:val="left"/>
       <w:pPr>
-        <w:ind w:left="5040" w:hanging="480"/>
-      </w:pPr>
+        <w:ind w:left="5040" w:hanging="360"/>
+      </w:pPr>
+      <w:rPr>
+        <w:rFonts w:ascii="Symbol" w:hAnsi="Symbol" w:cs="Symbol" w:hint="default"/>
+      </w:rPr>
     </w:lvl>
     <w:lvl w:ilvl="7">
       <w:numFmt w:val="bullet"/>
-      <w:lvlText w:val="–"/>
+      <w:lvlText w:val="o"/>
       <w:lvlJc w:val="left"/>
       <w:pPr>
-        <w:ind w:left="5760" w:hanging="480"/>
-      </w:pPr>
+        <w:ind w:left="5760" w:hanging="360"/>
+      </w:pPr>
+      <w:rPr>
+        <w:rFonts w:ascii="Courier New" w:hAnsi="Courier New" w:cs="Courier New" w:hint="default"/>
+      </w:rPr>
     </w:lvl>
     <w:lvl w:ilvl="8">
       <w:numFmt w:val="bullet"/>
-      <w:lvlText w:val="•"/>
+      <w:lvlText w:val=""/>
       <w:lvlJc w:val="left"/>
       <w:pPr>
-        <w:ind w:left="6480" w:hanging="480"/>
-      </w:pPr>
+        <w:ind w:left="6480" w:hanging="360"/>
+      </w:pPr>
+      <w:rPr>
+        <w:rFonts w:ascii="Wingdings" w:hAnsi="Wingdings" w:cs="Wingdings" w:hint="default"/>
+      </w:rPr>
     </w:lvl>
   </w:abstractNum>
   <w:num w:numId="1000">
@@ -2937,10 +2608,10 @@
   <w:docDefaults>
     <w:rPrDefault>
       <w:rPr>
-        <w:rFonts w:asciiTheme="minorHAnsi" w:cstheme="minorBidi" w:eastAsiaTheme="minorHAnsi" w:hAnsiTheme="minorHAnsi"/>
+        <w:rFonts w:asciiTheme="minorHAnsi" w:cstheme="minorBidi" w:eastAsiaTheme="minorEastAsia" w:hAnsiTheme="minorHAnsi"/>
         <w:sz w:val="24"/>
         <w:szCs w:val="24"/>
-        <w:lang w:bidi="ar-SA" w:eastAsia="en-US" w:val="en-US"/>
+        <w:lang w:bidi="ar-SA" w:eastAsia="zh-CN" w:val="en-US"/>
       </w:rPr>
     </w:rPrDefault>
     <w:pPrDefault>
@@ -2958,10 +2629,10 @@
     <w:name w:val="Body Text"/>
     <w:basedOn w:val="Normal"/>
     <w:link w:val="BodyTextChar"/>
+    <w:qFormat/>
     <w:pPr>
       <w:spacing w:after="180" w:before="180"/>
     </w:pPr>
-    <w:qFormat/>
   </w:style>
   <w:style w:customStyle="1" w:styleId="FirstParagraph" w:type="paragraph">
     <w:name w:val="First Paragraph"/>
@@ -2981,57 +2652,111 @@
     <w:name w:val="Title"/>
     <w:basedOn w:val="Normal"/>
     <w:next w:val="BodyText"/>
+    <w:link w:val="TitleChar"/>
+    <w:uiPriority w:val="10"/>
     <w:qFormat/>
+    <w:rsid w:val="00A10FD9"/>
     <w:pPr>
-      <w:keepNext/>
-      <w:keepLines/>
-      <w:spacing w:after="240" w:before="480"/>
+      <w:spacing w:after="80" w:line="240" w:lineRule="auto"/>
+      <w:contextualSpacing/>
       <w:jc w:val="center"/>
     </w:pPr>
     <w:rPr>
       <w:rFonts w:asciiTheme="majorHAnsi" w:cstheme="majorBidi" w:eastAsiaTheme="majorEastAsia" w:hAnsiTheme="majorHAnsi"/>
-      <w:b/>
-      <w:bCs/>
-      <w:color w:themeColor="accent1" w:themeShade="B5" w:val="345A8A"/>
-      <w:sz w:val="36"/>
-      <w:szCs w:val="36"/>
+      <w:sz w:val="56"/>
+      <w:szCs w:val="56"/>
+    </w:rPr>
+  </w:style>
+  <w:style w:customStyle="1" w:styleId="TitleChar" w:type="character">
+    <w:name w:val="Title Char"/>
+    <w:basedOn w:val="DefaultParagraphFont"/>
+    <w:link w:val="Title"/>
+    <w:uiPriority w:val="10"/>
+    <w:rsid w:val="00A10FD9"/>
+    <w:rPr>
+      <w:rFonts w:asciiTheme="majorHAnsi" w:cstheme="majorBidi" w:eastAsiaTheme="majorEastAsia" w:hAnsiTheme="majorHAnsi"/>
+      <w:sz w:val="56"/>
+      <w:szCs w:val="56"/>
     </w:rPr>
   </w:style>
   <w:style w:styleId="Subtitle" w:type="paragraph">
     <w:name w:val="Subtitle"/>
+    <w:basedOn w:val="Title"/>
+    <w:next w:val="BodyText"/>
+    <w:link w:val="SubtitleChar"/>
+    <w:uiPriority w:val="11"/>
+    <w:qFormat/>
+    <w:rsid w:val="00A10FD9"/>
+    <w:pPr>
+      <w:numPr>
+        <w:ilvl w:val="1"/>
+      </w:numPr>
+    </w:pPr>
+    <w:rPr>
+      <w:rFonts w:cstheme="majorBidi" w:eastAsiaTheme="majorEastAsia"/>
+      <w:spacing w:val="15"/>
+      <w:sz w:val="28"/>
+      <w:szCs w:val="28"/>
+    </w:rPr>
+  </w:style>
+  <w:style w:customStyle="1" w:styleId="SubtitleChar" w:type="character">
+    <w:name w:val="Subtitle Char"/>
+    <w:basedOn w:val="DefaultParagraphFont"/>
+    <w:link w:val="Subtitle"/>
+    <w:uiPriority w:val="11"/>
+    <w:rsid w:val="00A10FD9"/>
+    <w:rPr>
+      <w:rFonts w:cstheme="majorBidi" w:eastAsiaTheme="majorEastAsia"/>
+      <w:color w:themeColor="text1" w:themeTint="A6" w:val="595959"/>
+      <w:spacing w:val="15"/>
+      <w:sz w:val="28"/>
+      <w:szCs w:val="28"/>
+    </w:rPr>
+  </w:style>
+  <w:style w:customStyle="1" w:styleId="Author" w:type="paragraph">
+    <w:name w:val="Author"/>
     <w:basedOn w:val="Title"/>
     <w:next w:val="BodyText"/>
     <w:qFormat/>
     <w:pPr>
       <w:keepNext/>
       <w:keepLines/>
-      <w:spacing w:after="240" w:before="240"/>
-      <w:jc w:val="center"/>
     </w:pPr>
     <w:rPr>
-      <w:sz w:val="30"/>
-      <w:szCs w:val="30"/>
-    </w:rPr>
-  </w:style>
-  <w:style w:customStyle="1" w:styleId="Author" w:type="paragraph">
-    <w:name w:val="Author"/>
+      <w:sz w:val="24"/>
+      <w:szCs w:val="24"/>
+    </w:rPr>
+  </w:style>
+  <w:style w:styleId="Date" w:type="paragraph">
+    <w:name w:val="Date"/>
+    <w:basedOn w:val="Title"/>
     <w:next w:val="BodyText"/>
     <w:qFormat/>
     <w:pPr>
       <w:keepNext/>
       <w:keepLines/>
-      <w:jc w:val="center"/>
     </w:pPr>
-  </w:style>
-  <w:style w:styleId="Date" w:type="paragraph">
-    <w:name w:val="Date"/>
-    <w:next w:val="BodyText"/>
+    <w:rPr>
+      <w:sz w:val="24"/>
+      <w:szCs w:val="24"/>
+    </w:rPr>
+  </w:style>
+  <w:style w:customStyle="1" w:styleId="AbstractTitle" w:type="paragraph">
+    <w:name w:val="Abstract Title"/>
+    <w:basedOn w:val="Normal"/>
+    <w:next w:val="Abstract"/>
     <w:qFormat/>
     <w:pPr>
       <w:keepNext/>
       <w:keepLines/>
+      <w:spacing w:after="0" w:before="300"/>
       <w:jc w:val="center"/>
     </w:pPr>
+    <w:rPr>
+      <w:b/>
+      <w:sz w:val="20"/>
+      <w:szCs w:val="20"/>
+    </w:rPr>
   </w:style>
   <w:style w:customStyle="1" w:styleId="Abstract" w:type="paragraph">
     <w:name w:val="Abstract"/>
@@ -3041,7 +2766,7 @@
     <w:pPr>
       <w:keepNext/>
       <w:keepLines/>
-      <w:spacing w:after="300" w:before="300"/>
+      <w:spacing w:after="300" w:before="100"/>
     </w:pPr>
     <w:rPr>
       <w:sz w:val="20"/>
@@ -3057,191 +2782,321 @@
     <w:rPr/>
   </w:style>
   <w:style w:styleId="Heading1" w:type="paragraph">
-    <w:name w:val="Heading 1"/>
+    <w:name w:val="heading 1"/>
     <w:basedOn w:val="Normal"/>
     <w:next w:val="BodyText"/>
+    <w:link w:val="Heading1Char"/>
     <w:uiPriority w:val="9"/>
     <w:qFormat/>
+    <w:rsid w:val="00A10FD9"/>
     <w:pPr>
       <w:keepNext/>
       <w:keepLines/>
-      <w:spacing w:after="0" w:before="480"/>
+      <w:spacing w:after="80" w:before="360"/>
       <w:outlineLvl w:val="0"/>
     </w:pPr>
     <w:rPr>
       <w:rFonts w:asciiTheme="majorHAnsi" w:cstheme="majorBidi" w:eastAsiaTheme="majorEastAsia" w:hAnsiTheme="majorHAnsi"/>
-      <w:b/>
-      <w:bCs/>
-      <w:color w:themeColor="accent1" w:val="4F81BD"/>
-      <w:sz w:val="32"/>
-      <w:szCs w:val="32"/>
+      <w:color w:themeColor="accent1" w:themeShade="BF" w:val="0F4761"/>
+      <w:sz w:val="40"/>
+      <w:szCs w:val="40"/>
     </w:rPr>
   </w:style>
   <w:style w:styleId="Heading2" w:type="paragraph">
-    <w:name w:val="Heading 2"/>
+    <w:name w:val="heading 2"/>
     <w:basedOn w:val="Normal"/>
     <w:next w:val="BodyText"/>
+    <w:link w:val="Heading2Char"/>
     <w:uiPriority w:val="9"/>
+    <w:semiHidden/>
     <w:unhideWhenUsed/>
     <w:qFormat/>
+    <w:rsid w:val="00A10FD9"/>
     <w:pPr>
       <w:keepNext/>
       <w:keepLines/>
-      <w:spacing w:after="0" w:before="200"/>
+      <w:spacing w:after="80" w:before="160"/>
       <w:outlineLvl w:val="1"/>
     </w:pPr>
     <w:rPr>
       <w:rFonts w:asciiTheme="majorHAnsi" w:cstheme="majorBidi" w:eastAsiaTheme="majorEastAsia" w:hAnsiTheme="majorHAnsi"/>
-      <w:b/>
-      <w:bCs/>
-      <w:color w:themeColor="accent1" w:val="4F81BD"/>
-      <w:sz w:val="28"/>
-      <w:szCs w:val="28"/>
+      <w:color w:themeColor="accent1" w:themeShade="BF" w:val="0F4761"/>
+      <w:sz w:val="32"/>
+      <w:szCs w:val="32"/>
     </w:rPr>
   </w:style>
   <w:style w:styleId="Heading3" w:type="paragraph">
-    <w:name w:val="Heading 3"/>
+    <w:name w:val="heading 3"/>
     <w:basedOn w:val="Normal"/>
     <w:next w:val="BodyText"/>
+    <w:link w:val="Heading3Char"/>
     <w:uiPriority w:val="9"/>
+    <w:semiHidden/>
     <w:unhideWhenUsed/>
     <w:qFormat/>
+    <w:rsid w:val="00A10FD9"/>
     <w:pPr>
       <w:keepNext/>
       <w:keepLines/>
-      <w:spacing w:after="0" w:before="200"/>
+      <w:spacing w:after="80" w:before="160"/>
       <w:outlineLvl w:val="2"/>
     </w:pPr>
     <w:rPr>
-      <w:rFonts w:asciiTheme="majorHAnsi" w:cstheme="majorBidi" w:eastAsiaTheme="majorEastAsia" w:hAnsiTheme="majorHAnsi"/>
-      <w:b/>
-      <w:bCs/>
-      <w:color w:themeColor="accent1" w:val="4F81BD"/>
-      <w:sz w:val="24"/>
-      <w:szCs w:val="24"/>
+      <w:rFonts w:cstheme="majorBidi" w:eastAsiaTheme="majorEastAsia"/>
+      <w:color w:themeColor="accent1" w:themeShade="BF" w:val="0F4761"/>
+      <w:sz w:val="28"/>
+      <w:szCs w:val="28"/>
     </w:rPr>
   </w:style>
   <w:style w:styleId="Heading4" w:type="paragraph">
-    <w:name w:val="Heading 4"/>
+    <w:name w:val="heading 4"/>
     <w:basedOn w:val="Normal"/>
     <w:next w:val="BodyText"/>
+    <w:link w:val="Heading4Char"/>
     <w:uiPriority w:val="9"/>
+    <w:semiHidden/>
     <w:unhideWhenUsed/>
     <w:qFormat/>
+    <w:rsid w:val="00A10FD9"/>
     <w:pPr>
       <w:keepNext/>
       <w:keepLines/>
-      <w:spacing w:after="0" w:before="200"/>
+      <w:spacing w:after="40" w:before="80"/>
       <w:outlineLvl w:val="3"/>
     </w:pPr>
     <w:rPr>
-      <w:rFonts w:asciiTheme="majorHAnsi" w:cstheme="majorBidi" w:eastAsiaTheme="majorEastAsia" w:hAnsiTheme="majorHAnsi"/>
+      <w:rFonts w:cstheme="majorBidi" w:eastAsiaTheme="majorEastAsia"/>
       <w:i/>
-      <w:bCs/>
-      <w:color w:themeColor="accent1" w:val="4F81BD"/>
-      <w:sz w:val="24"/>
-      <w:szCs w:val="24"/>
+      <w:iCs/>
+      <w:color w:themeColor="accent1" w:themeShade="BF" w:val="0F4761"/>
     </w:rPr>
   </w:style>
   <w:style w:styleId="Heading5" w:type="paragraph">
-    <w:name w:val="Heading 5"/>
+    <w:name w:val="heading 5"/>
     <w:basedOn w:val="Normal"/>
     <w:next w:val="BodyText"/>
+    <w:link w:val="Heading5Char"/>
     <w:uiPriority w:val="9"/>
+    <w:semiHidden/>
     <w:unhideWhenUsed/>
     <w:qFormat/>
+    <w:rsid w:val="00A10FD9"/>
     <w:pPr>
       <w:keepNext/>
       <w:keepLines/>
-      <w:spacing w:after="0" w:before="200"/>
+      <w:spacing w:after="40" w:before="80"/>
       <w:outlineLvl w:val="4"/>
     </w:pPr>
     <w:rPr>
-      <w:rFonts w:asciiTheme="majorHAnsi" w:cstheme="majorBidi" w:eastAsiaTheme="majorEastAsia" w:hAnsiTheme="majorHAnsi"/>
-      <w:iCs/>
-      <w:color w:themeColor="accent1" w:val="4F81BD"/>
-      <w:sz w:val="24"/>
-      <w:szCs w:val="24"/>
+      <w:rFonts w:cstheme="majorBidi" w:eastAsiaTheme="majorEastAsia"/>
+      <w:color w:themeColor="accent1" w:themeShade="BF" w:val="0F4761"/>
     </w:rPr>
   </w:style>
   <w:style w:styleId="Heading6" w:type="paragraph">
-    <w:name w:val="Heading 6"/>
+    <w:name w:val="heading 6"/>
     <w:basedOn w:val="Normal"/>
     <w:next w:val="BodyText"/>
+    <w:link w:val="Heading6Char"/>
     <w:uiPriority w:val="9"/>
+    <w:semiHidden/>
     <w:unhideWhenUsed/>
     <w:qFormat/>
+    <w:rsid w:val="00A10FD9"/>
     <w:pPr>
       <w:keepNext/>
       <w:keepLines/>
-      <w:spacing w:after="0" w:before="200"/>
+      <w:spacing w:after="0" w:before="40"/>
       <w:outlineLvl w:val="5"/>
     </w:pPr>
     <w:rPr>
-      <w:rFonts w:asciiTheme="majorHAnsi" w:cstheme="majorBidi" w:eastAsiaTheme="majorEastAsia" w:hAnsiTheme="majorHAnsi"/>
-      <w:color w:themeColor="accent1" w:val="4F81BD"/>
-      <w:sz w:val="24"/>
-      <w:szCs w:val="24"/>
+      <w:rFonts w:cstheme="majorBidi" w:eastAsiaTheme="majorEastAsia"/>
+      <w:i/>
+      <w:iCs/>
+      <w:color w:themeColor="text1" w:themeTint="A6" w:val="595959"/>
     </w:rPr>
   </w:style>
   <w:style w:styleId="Heading7" w:type="paragraph">
-    <w:name w:val="Heading 7"/>
+    <w:name w:val="heading 7"/>
     <w:basedOn w:val="Normal"/>
     <w:next w:val="BodyText"/>
+    <w:link w:val="Heading7Char"/>
     <w:uiPriority w:val="9"/>
+    <w:semiHidden/>
     <w:unhideWhenUsed/>
     <w:qFormat/>
+    <w:rsid w:val="00A10FD9"/>
     <w:pPr>
       <w:keepNext/>
       <w:keepLines/>
-      <w:spacing w:after="0" w:before="200"/>
+      <w:spacing w:after="0" w:before="40"/>
       <w:outlineLvl w:val="6"/>
     </w:pPr>
     <w:rPr>
-      <w:rFonts w:asciiTheme="majorHAnsi" w:cstheme="majorBidi" w:eastAsiaTheme="majorEastAsia" w:hAnsiTheme="majorHAnsi"/>
-      <w:color w:themeColor="accent1" w:val="4F81BD"/>
-      <w:sz w:val="24"/>
-      <w:szCs w:val="24"/>
+      <w:rFonts w:cstheme="majorBidi" w:eastAsiaTheme="majorEastAsia"/>
+      <w:color w:themeColor="text1" w:themeTint="A6" w:val="595959"/>
     </w:rPr>
   </w:style>
   <w:style w:styleId="Heading8" w:type="paragraph">
-    <w:name w:val="Heading 8"/>
+    <w:name w:val="heading 8"/>
     <w:basedOn w:val="Normal"/>
     <w:next w:val="BodyText"/>
+    <w:link w:val="Heading8Char"/>
     <w:uiPriority w:val="9"/>
+    <w:semiHidden/>
     <w:unhideWhenUsed/>
     <w:qFormat/>
+    <w:rsid w:val="00A10FD9"/>
     <w:pPr>
       <w:keepNext/>
       <w:keepLines/>
-      <w:spacing w:after="0" w:before="200"/>
+      <w:spacing w:after="0"/>
       <w:outlineLvl w:val="7"/>
     </w:pPr>
     <w:rPr>
-      <w:rFonts w:asciiTheme="majorHAnsi" w:cstheme="majorBidi" w:eastAsiaTheme="majorEastAsia" w:hAnsiTheme="majorHAnsi"/>
-      <w:color w:themeColor="accent1" w:val="4F81BD"/>
-      <w:sz w:val="24"/>
-      <w:szCs w:val="24"/>
+      <w:rFonts w:cstheme="majorBidi" w:eastAsiaTheme="majorEastAsia"/>
+      <w:i/>
+      <w:iCs/>
+      <w:color w:themeColor="text1" w:themeTint="D8" w:val="272727"/>
     </w:rPr>
   </w:style>
   <w:style w:styleId="Heading9" w:type="paragraph">
-    <w:name w:val="Heading 9"/>
+    <w:name w:val="heading 9"/>
     <w:basedOn w:val="Normal"/>
     <w:next w:val="BodyText"/>
+    <w:link w:val="Heading9Char"/>
     <w:uiPriority w:val="9"/>
+    <w:semiHidden/>
     <w:unhideWhenUsed/>
     <w:qFormat/>
+    <w:rsid w:val="00A10FD9"/>
     <w:pPr>
       <w:keepNext/>
       <w:keepLines/>
-      <w:spacing w:after="0" w:before="200"/>
+      <w:spacing w:after="0"/>
       <w:outlineLvl w:val="8"/>
     </w:pPr>
     <w:rPr>
+      <w:rFonts w:cstheme="majorBidi" w:eastAsiaTheme="majorEastAsia"/>
+      <w:color w:themeColor="text1" w:themeTint="D8" w:val="272727"/>
+    </w:rPr>
+  </w:style>
+  <w:style w:customStyle="1" w:styleId="Heading1Char" w:type="character">
+    <w:name w:val="Heading 1 Char"/>
+    <w:basedOn w:val="DefaultParagraphFont"/>
+    <w:link w:val="Heading1"/>
+    <w:uiPriority w:val="9"/>
+    <w:rsid w:val="00A10FD9"/>
+    <w:rPr>
       <w:rFonts w:asciiTheme="majorHAnsi" w:cstheme="majorBidi" w:eastAsiaTheme="majorEastAsia" w:hAnsiTheme="majorHAnsi"/>
-      <w:color w:themeColor="accent1" w:val="4F81BD"/>
-      <w:sz w:val="24"/>
-      <w:szCs w:val="24"/>
+      <w:color w:themeColor="accent1" w:themeShade="BF" w:val="0F4761"/>
+      <w:sz w:val="40"/>
+      <w:szCs w:val="40"/>
+    </w:rPr>
+  </w:style>
+  <w:style w:customStyle="1" w:styleId="Heading2Char" w:type="character">
+    <w:name w:val="Heading 2 Char"/>
+    <w:basedOn w:val="DefaultParagraphFont"/>
+    <w:link w:val="Heading2"/>
+    <w:uiPriority w:val="9"/>
+    <w:semiHidden/>
+    <w:rsid w:val="00A10FD9"/>
+    <w:rPr>
+      <w:rFonts w:asciiTheme="majorHAnsi" w:cstheme="majorBidi" w:eastAsiaTheme="majorEastAsia" w:hAnsiTheme="majorHAnsi"/>
+      <w:color w:themeColor="accent1" w:themeShade="BF" w:val="0F4761"/>
+      <w:sz w:val="32"/>
+      <w:szCs w:val="32"/>
+    </w:rPr>
+  </w:style>
+  <w:style w:customStyle="1" w:styleId="Heading3Char" w:type="character">
+    <w:name w:val="Heading 3 Char"/>
+    <w:basedOn w:val="DefaultParagraphFont"/>
+    <w:link w:val="Heading3"/>
+    <w:uiPriority w:val="9"/>
+    <w:semiHidden/>
+    <w:rsid w:val="00A10FD9"/>
+    <w:rPr>
+      <w:rFonts w:cstheme="majorBidi" w:eastAsiaTheme="majorEastAsia"/>
+      <w:color w:themeColor="accent1" w:themeShade="BF" w:val="0F4761"/>
+      <w:sz w:val="28"/>
+      <w:szCs w:val="28"/>
+    </w:rPr>
+  </w:style>
+  <w:style w:customStyle="1" w:styleId="Heading4Char" w:type="character">
+    <w:name w:val="Heading 4 Char"/>
+    <w:basedOn w:val="DefaultParagraphFont"/>
+    <w:link w:val="Heading4"/>
+    <w:uiPriority w:val="9"/>
+    <w:semiHidden/>
+    <w:rsid w:val="00A10FD9"/>
+    <w:rPr>
+      <w:rFonts w:cstheme="majorBidi" w:eastAsiaTheme="majorEastAsia"/>
+      <w:i/>
+      <w:iCs/>
+      <w:color w:themeColor="accent1" w:themeShade="BF" w:val="0F4761"/>
+    </w:rPr>
+  </w:style>
+  <w:style w:customStyle="1" w:styleId="Heading5Char" w:type="character">
+    <w:name w:val="Heading 5 Char"/>
+    <w:basedOn w:val="DefaultParagraphFont"/>
+    <w:link w:val="Heading5"/>
+    <w:uiPriority w:val="9"/>
+    <w:semiHidden/>
+    <w:rsid w:val="00A10FD9"/>
+    <w:rPr>
+      <w:rFonts w:cstheme="majorBidi" w:eastAsiaTheme="majorEastAsia"/>
+      <w:color w:themeColor="accent1" w:themeShade="BF" w:val="0F4761"/>
+    </w:rPr>
+  </w:style>
+  <w:style w:customStyle="1" w:styleId="Heading6Char" w:type="character">
+    <w:name w:val="Heading 6 Char"/>
+    <w:basedOn w:val="DefaultParagraphFont"/>
+    <w:link w:val="Heading6"/>
+    <w:uiPriority w:val="9"/>
+    <w:semiHidden/>
+    <w:rsid w:val="00A10FD9"/>
+    <w:rPr>
+      <w:rFonts w:cstheme="majorBidi" w:eastAsiaTheme="majorEastAsia"/>
+      <w:i/>
+      <w:iCs/>
+      <w:color w:themeColor="text1" w:themeTint="A6" w:val="595959"/>
+    </w:rPr>
+  </w:style>
+  <w:style w:customStyle="1" w:styleId="Heading7Char" w:type="character">
+    <w:name w:val="Heading 7 Char"/>
+    <w:basedOn w:val="DefaultParagraphFont"/>
+    <w:link w:val="Heading7"/>
+    <w:uiPriority w:val="9"/>
+    <w:semiHidden/>
+    <w:rsid w:val="00A10FD9"/>
+    <w:rPr>
+      <w:rFonts w:cstheme="majorBidi" w:eastAsiaTheme="majorEastAsia"/>
+      <w:color w:themeColor="text1" w:themeTint="A6" w:val="595959"/>
+    </w:rPr>
+  </w:style>
+  <w:style w:customStyle="1" w:styleId="Heading8Char" w:type="character">
+    <w:name w:val="Heading 8 Char"/>
+    <w:basedOn w:val="DefaultParagraphFont"/>
+    <w:link w:val="Heading8"/>
+    <w:uiPriority w:val="9"/>
+    <w:semiHidden/>
+    <w:rsid w:val="00A10FD9"/>
+    <w:rPr>
+      <w:rFonts w:cstheme="majorBidi" w:eastAsiaTheme="majorEastAsia"/>
+      <w:i/>
+      <w:iCs/>
+      <w:color w:themeColor="text1" w:themeTint="D8" w:val="272727"/>
+    </w:rPr>
+  </w:style>
+  <w:style w:customStyle="1" w:styleId="Heading9Char" w:type="character">
+    <w:name w:val="Heading 9 Char"/>
+    <w:basedOn w:val="DefaultParagraphFont"/>
+    <w:link w:val="Heading9"/>
+    <w:uiPriority w:val="9"/>
+    <w:semiHidden/>
+    <w:rsid w:val="00A10FD9"/>
+    <w:rPr>
+      <w:rFonts w:cstheme="majorBidi" w:eastAsiaTheme="majorEastAsia"/>
+      <w:color w:themeColor="text1" w:themeTint="D8" w:val="272727"/>
     </w:rPr>
   </w:style>
   <w:style w:styleId="BlockText" w:type="paragraph">
@@ -3263,6 +3118,18 @@
     <w:uiPriority w:val="9"/>
     <w:unhideWhenUsed/>
     <w:qFormat/>
+  </w:style>
+  <w:style w:styleId="FootnoteBlockText" w:type="paragraph">
+    <w:name w:val="Footnote Block Text"/>
+    <w:basedOn w:val="FootnoteText"/>
+    <w:next w:val="FootnoteText"/>
+    <w:uiPriority w:val="9"/>
+    <w:unhideWhenUsed/>
+    <w:qFormat/>
+    <w:pPr>
+      <w:spacing w:after="100" w:before="100"/>
+      <w:ind w:firstLine="0" w:left="480" w:right="480"/>
+    </w:pPr>
   </w:style>
   <w:style w:default="1" w:styleId="DefaultParagraphFont" w:type="character">
     <w:name w:val="Default Paragraph Font"/>
@@ -3285,18 +3152,11 @@
       </w:tblCellMar>
     </w:tblPr>
     <w:tblStylePr w:type="firstRow">
-      <w:tblPr>
-        <w:jc w:val="left"/>
-        <w:tblInd w:type="dxa" w:w="0"/>
-      </w:tblPr>
-      <w:trPr>
-        <w:jc w:val="left"/>
-      </w:trPr>
       <w:tcPr>
-        <w:vAlign w:val="bottom"/>
         <w:tcBorders>
           <w:bottom w:val="single"/>
         </w:tcBorders>
+        <w:vAlign w:val="bottom"/>
       </w:tcPr>
     </w:tblStylePr>
   </w:style>
@@ -3411,8 +3271,8 @@
     <w:name w:val="KeywordTok"/>
     <w:basedOn w:val="VerbatimChar"/>
     <w:rPr>
+      <w:b/>
       <w:color w:val="007020"/>
-      <w:b/>
     </w:rPr>
   </w:style>
   <w:style w:type="character" w:customStyle="1" w:styleId="DataTypeTok">
@@ -3489,42 +3349,42 @@
     <w:name w:val="ImportTok"/>
     <w:basedOn w:val="VerbatimChar"/>
     <w:rPr>
+      <w:b/>
       <w:color w:val="008000"/>
-      <w:b/>
     </w:rPr>
   </w:style>
   <w:style w:type="character" w:customStyle="1" w:styleId="CommentTok">
     <w:name w:val="CommentTok"/>
     <w:basedOn w:val="VerbatimChar"/>
     <w:rPr>
+      <w:i/>
       <w:color w:val="60a0b0"/>
-      <w:i/>
     </w:rPr>
   </w:style>
   <w:style w:type="character" w:customStyle="1" w:styleId="DocumentationTok">
     <w:name w:val="DocumentationTok"/>
     <w:basedOn w:val="VerbatimChar"/>
     <w:rPr>
+      <w:i/>
       <w:color w:val="ba2121"/>
-      <w:i/>
     </w:rPr>
   </w:style>
   <w:style w:type="character" w:customStyle="1" w:styleId="AnnotationTok">
     <w:name w:val="AnnotationTok"/>
     <w:basedOn w:val="VerbatimChar"/>
     <w:rPr>
-      <w:color w:val="60a0b0"/>
       <w:b/>
       <w:i/>
+      <w:color w:val="60a0b0"/>
     </w:rPr>
   </w:style>
   <w:style w:type="character" w:customStyle="1" w:styleId="CommentVarTok">
     <w:name w:val="CommentVarTok"/>
     <w:basedOn w:val="VerbatimChar"/>
     <w:rPr>
-      <w:color w:val="60a0b0"/>
       <w:b/>
       <w:i/>
+      <w:color w:val="60a0b0"/>
     </w:rPr>
   </w:style>
   <w:style w:type="character" w:customStyle="1" w:styleId="OtherTok">
@@ -3552,8 +3412,8 @@
     <w:name w:val="ControlFlowTok"/>
     <w:basedOn w:val="VerbatimChar"/>
     <w:rPr>
+      <w:b/>
       <w:color w:val="007020"/>
-      <w:b/>
     </w:rPr>
   </w:style>
   <w:style w:type="character" w:customStyle="1" w:styleId="OperatorTok">
@@ -3598,34 +3458,34 @@
     <w:name w:val="InformationTok"/>
     <w:basedOn w:val="VerbatimChar"/>
     <w:rPr>
-      <w:color w:val="60a0b0"/>
       <w:b/>
       <w:i/>
+      <w:color w:val="60a0b0"/>
     </w:rPr>
   </w:style>
   <w:style w:type="character" w:customStyle="1" w:styleId="WarningTok">
     <w:name w:val="WarningTok"/>
     <w:basedOn w:val="VerbatimChar"/>
     <w:rPr>
-      <w:color w:val="60a0b0"/>
       <w:b/>
       <w:i/>
+      <w:color w:val="60a0b0"/>
     </w:rPr>
   </w:style>
   <w:style w:type="character" w:customStyle="1" w:styleId="AlertTok">
     <w:name w:val="AlertTok"/>
     <w:basedOn w:val="VerbatimChar"/>
     <w:rPr>
+      <w:b/>
       <w:color w:val="ff0000"/>
-      <w:b/>
     </w:rPr>
   </w:style>
   <w:style w:type="character" w:customStyle="1" w:styleId="ErrorTok">
     <w:name w:val="ErrorTok"/>
     <w:basedOn w:val="VerbatimChar"/>
     <w:rPr>
+      <w:b/>
       <w:color w:val="ff0000"/>
-      <w:b/>
     </w:rPr>
   </w:style>
   <w:style w:type="character" w:customStyle="1" w:styleId="NormalTok">
@@ -3647,44 +3507,44 @@
         <a:sysClr val="window" lastClr="FFFFFF"/>
       </a:lt1>
       <a:dk2>
-        <a:srgbClr val="1F497D"/>
+        <a:srgbClr val="0E2841"/>
       </a:dk2>
       <a:lt2>
-        <a:srgbClr val="EEECE1"/>
+        <a:srgbClr val="E8E8E8"/>
       </a:lt2>
       <a:accent1>
-        <a:srgbClr val="4F81BD"/>
+        <a:srgbClr val="156082"/>
       </a:accent1>
       <a:accent2>
-        <a:srgbClr val="C0504D"/>
+        <a:srgbClr val="E97132"/>
       </a:accent2>
       <a:accent3>
-        <a:srgbClr val="9BBB59"/>
+        <a:srgbClr val="196B24"/>
       </a:accent3>
       <a:accent4>
-        <a:srgbClr val="8064A2"/>
+        <a:srgbClr val="0F9ED5"/>
       </a:accent4>
       <a:accent5>
-        <a:srgbClr val="4BACC6"/>
+        <a:srgbClr val="A02B93"/>
       </a:accent5>
       <a:accent6>
-        <a:srgbClr val="F79646"/>
+        <a:srgbClr val="4EA72E"/>
       </a:accent6>
       <a:hlink>
-        <a:srgbClr val="0000FF"/>
+        <a:srgbClr val="467886"/>
       </a:hlink>
       <a:folHlink>
-        <a:srgbClr val="800080"/>
+        <a:srgbClr val="96607D"/>
       </a:folHlink>
     </a:clrScheme>
     <a:fontScheme name="Office">
       <a:majorFont>
-        <a:latin typeface="Calibri"/>
+        <a:latin typeface="Aptos Display" panose="02110004020202020204"/>
         <a:ea typeface=""/>
         <a:cs typeface=""/>
-        <a:font script="Jpan" typeface="ＭＳ ゴシック"/>
+        <a:font script="Jpan" typeface="游ゴシック Light"/>
         <a:font script="Hang" typeface="맑은 고딕"/>
-        <a:font script="Hans" typeface="宋体"/>
+        <a:font script="Hans" typeface="等线 Light"/>
         <a:font script="Hant" typeface="新細明體"/>
         <a:font script="Arab" typeface="Times New Roman"/>
         <a:font script="Hebr" typeface="Times New Roman"/>
@@ -3711,14 +3571,32 @@
         <a:font script="Mong" typeface="Mongolian Baiti"/>
         <a:font script="Viet" typeface="Times New Roman"/>
         <a:font script="Uigh" typeface="Microsoft Uighur"/>
+        <a:font script="Geor" typeface="Sylfaen"/>
+        <a:font script="Armn" typeface="Arial"/>
+        <a:font script="Bugi" typeface="Leelawadee UI"/>
+        <a:font script="Bopo" typeface="Microsoft JhengHei"/>
+        <a:font script="Java" typeface="Javanese Text"/>
+        <a:font script="Lisu" typeface="Segoe UI"/>
+        <a:font script="Mymr" typeface="Myanmar Text"/>
+        <a:font script="Nkoo" typeface="Ebrima"/>
+        <a:font script="Olck" typeface="Nirmala UI"/>
+        <a:font script="Osma" typeface="Ebrima"/>
+        <a:font script="Phag" typeface="Phagspa"/>
+        <a:font script="Syrn" typeface="Estrangelo Edessa"/>
+        <a:font script="Syrj" typeface="Estrangelo Edessa"/>
+        <a:font script="Syre" typeface="Estrangelo Edessa"/>
+        <a:font script="Sora" typeface="Nirmala UI"/>
+        <a:font script="Tale" typeface="Microsoft Tai Le"/>
+        <a:font script="Talu" typeface="Microsoft New Tai Lue"/>
+        <a:font script="Tfng" typeface="Ebrima"/>
       </a:majorFont>
       <a:minorFont>
-        <a:latin typeface="Cambria"/>
+        <a:latin typeface="Aptos" panose="02110004020202020204"/>
         <a:ea typeface=""/>
         <a:cs typeface=""/>
-        <a:font script="Jpan" typeface="ＭＳ 明朝"/>
+        <a:font script="Jpan" typeface="游明朝"/>
         <a:font script="Hang" typeface="맑은 고딕"/>
-        <a:font script="Hans" typeface="宋体"/>
+        <a:font script="Hans" typeface="等线"/>
         <a:font script="Hant" typeface="新細明體"/>
         <a:font script="Arab" typeface="Arial"/>
         <a:font script="Hebr" typeface="Arial"/>
@@ -3745,6 +3623,24 @@
         <a:font script="Mong" typeface="Mongolian Baiti"/>
         <a:font script="Viet" typeface="Arial"/>
         <a:font script="Uigh" typeface="Microsoft Uighur"/>
+        <a:font script="Geor" typeface="Sylfaen"/>
+        <a:font script="Armn" typeface="Arial"/>
+        <a:font script="Bugi" typeface="Leelawadee UI"/>
+        <a:font script="Bopo" typeface="Microsoft JhengHei"/>
+        <a:font script="Java" typeface="Javanese Text"/>
+        <a:font script="Lisu" typeface="Segoe UI"/>
+        <a:font script="Mymr" typeface="Myanmar Text"/>
+        <a:font script="Nkoo" typeface="Ebrima"/>
+        <a:font script="Olck" typeface="Nirmala UI"/>
+        <a:font script="Osma" typeface="Ebrima"/>
+        <a:font script="Phag" typeface="Phagspa"/>
+        <a:font script="Syrn" typeface="Estrangelo Edessa"/>
+        <a:font script="Syrj" typeface="Estrangelo Edessa"/>
+        <a:font script="Syre" typeface="Estrangelo Edessa"/>
+        <a:font script="Sora" typeface="Nirmala UI"/>
+        <a:font script="Tale" typeface="Microsoft Tai Le"/>
+        <a:font script="Talu" typeface="Microsoft New Tai Lue"/>
+        <a:font script="Tfng" typeface="Ebrima"/>
       </a:minorFont>
     </a:fontScheme>
     <a:fmtScheme name="Office">
@@ -3756,200 +3652,141 @@
           <a:gsLst>
             <a:gs pos="0">
               <a:schemeClr val="phClr">
-                <a:tint val="50000"/>
-                <a:satMod val="300000"/>
+                <a:lumMod val="110000"/>
+                <a:satMod val="105000"/>
+                <a:tint val="67000"/>
               </a:schemeClr>
             </a:gs>
-            <a:gs pos="35000">
+            <a:gs pos="50000">
               <a:schemeClr val="phClr">
-                <a:tint val="37000"/>
-                <a:satMod val="300000"/>
+                <a:lumMod val="105000"/>
+                <a:satMod val="103000"/>
+                <a:tint val="73000"/>
               </a:schemeClr>
             </a:gs>
             <a:gs pos="100000">
               <a:schemeClr val="phClr">
-                <a:tint val="15000"/>
-                <a:satMod val="350000"/>
+                <a:lumMod val="105000"/>
+                <a:satMod val="109000"/>
+                <a:tint val="81000"/>
               </a:schemeClr>
             </a:gs>
           </a:gsLst>
-          <a:lin ang="16200000" scaled="1"/>
+          <a:lin ang="5400000" scaled="0"/>
         </a:gradFill>
         <a:gradFill rotWithShape="1">
           <a:gsLst>
             <a:gs pos="0">
               <a:schemeClr val="phClr">
-                <a:tint val="100000"/>
+                <a:satMod val="103000"/>
+                <a:lumMod val="102000"/>
+                <a:tint val="94000"/>
+              </a:schemeClr>
+            </a:gs>
+            <a:gs pos="50000">
+              <a:schemeClr val="phClr">
+                <a:satMod val="110000"/>
+                <a:lumMod val="100000"/>
                 <a:shade val="100000"/>
-                <a:satMod val="130000"/>
               </a:schemeClr>
             </a:gs>
             <a:gs pos="100000">
               <a:schemeClr val="phClr">
-                <a:tint val="50000"/>
-                <a:shade val="100000"/>
-                <a:satMod val="350000"/>
+                <a:lumMod val="99000"/>
+                <a:satMod val="120000"/>
+                <a:shade val="78000"/>
               </a:schemeClr>
             </a:gs>
           </a:gsLst>
-          <a:lin ang="16200000" scaled="0"/>
+          <a:lin ang="5400000" scaled="0"/>
         </a:gradFill>
       </a:fillStyleLst>
       <a:lnStyleLst>
-        <a:ln w="9525" cap="flat" cmpd="sng" algn="ctr">
-          <a:solidFill>
-            <a:schemeClr val="phClr">
-              <a:shade val="95000"/>
-              <a:satMod val="105000"/>
-            </a:schemeClr>
-          </a:solidFill>
-          <a:prstDash val="solid"/>
-        </a:ln>
-        <a:ln w="25400" cap="flat" cmpd="sng" algn="ctr">
+        <a:ln w="6350" cap="flat" cmpd="sng" algn="ctr">
           <a:solidFill>
             <a:schemeClr val="phClr"/>
           </a:solidFill>
           <a:prstDash val="solid"/>
+          <a:miter lim="800000"/>
         </a:ln>
-        <a:ln w="38100" cap="flat" cmpd="sng" algn="ctr">
+        <a:ln w="12700" cap="flat" cmpd="sng" algn="ctr">
           <a:solidFill>
             <a:schemeClr val="phClr"/>
           </a:solidFill>
           <a:prstDash val="solid"/>
+          <a:miter lim="800000"/>
+        </a:ln>
+        <a:ln w="19050" cap="flat" cmpd="sng" algn="ctr">
+          <a:solidFill>
+            <a:schemeClr val="phClr"/>
+          </a:solidFill>
+          <a:prstDash val="solid"/>
+          <a:miter lim="800000"/>
         </a:ln>
       </a:lnStyleLst>
       <a:effectStyleLst>
         <a:effectStyle>
+          <a:effectLst/>
+        </a:effectStyle>
+        <a:effectStyle>
+          <a:effectLst/>
+        </a:effectStyle>
+        <a:effectStyle>
           <a:effectLst>
-            <a:outerShdw blurRad="40000" dist="20000" dir="5400000" rotWithShape="0">
+            <a:outerShdw blurRad="57150" dist="19050" dir="5400000" algn="ctr" rotWithShape="0">
               <a:srgbClr val="000000">
-                <a:alpha val="38000"/>
+                <a:alpha val="63000"/>
               </a:srgbClr>
             </a:outerShdw>
           </a:effectLst>
-        </a:effectStyle>
-        <a:effectStyle>
-          <a:effectLst>
-            <a:outerShdw blurRad="40000" dist="23000" dir="5400000" rotWithShape="0">
-              <a:srgbClr val="000000">
-                <a:alpha val="35000"/>
-              </a:srgbClr>
-            </a:outerShdw>
-          </a:effectLst>
-        </a:effectStyle>
-        <a:effectStyle>
-          <a:effectLst>
-            <a:outerShdw blurRad="40000" dist="23000" dir="5400000" rotWithShape="0">
-              <a:srgbClr val="000000">
-                <a:alpha val="35000"/>
-              </a:srgbClr>
-            </a:outerShdw>
-          </a:effectLst>
-          <a:scene3d>
-            <a:camera prst="orthographicFront">
-              <a:rot lat="0" lon="0" rev="0"/>
-            </a:camera>
-            <a:lightRig rig="threePt" dir="t">
-              <a:rot lat="0" lon="0" rev="1200000"/>
-            </a:lightRig>
-          </a:scene3d>
-          <a:sp3d>
-            <a:bevelT w="63500" h="25400"/>
-          </a:sp3d>
         </a:effectStyle>
       </a:effectStyleLst>
       <a:bgFillStyleLst>
         <a:solidFill>
           <a:schemeClr val="phClr"/>
         </a:solidFill>
+        <a:solidFill>
+          <a:schemeClr val="phClr">
+            <a:tint val="95000"/>
+            <a:satMod val="170000"/>
+          </a:schemeClr>
+        </a:solidFill>
         <a:gradFill rotWithShape="1">
           <a:gsLst>
             <a:gs pos="0">
               <a:schemeClr val="phClr">
-                <a:tint val="40000"/>
-                <a:satMod val="350000"/>
+                <a:tint val="93000"/>
+                <a:satMod val="150000"/>
+                <a:shade val="98000"/>
+                <a:lumMod val="102000"/>
               </a:schemeClr>
             </a:gs>
-            <a:gs pos="40000">
+            <a:gs pos="50000">
               <a:schemeClr val="phClr">
-                <a:tint val="45000"/>
-                <a:shade val="99000"/>
-                <a:satMod val="350000"/>
+                <a:tint val="98000"/>
+                <a:satMod val="130000"/>
+                <a:shade val="90000"/>
+                <a:lumMod val="103000"/>
               </a:schemeClr>
             </a:gs>
             <a:gs pos="100000">
               <a:schemeClr val="phClr">
-                <a:shade val="20000"/>
-                <a:satMod val="255000"/>
+                <a:shade val="63000"/>
+                <a:satMod val="120000"/>
               </a:schemeClr>
             </a:gs>
           </a:gsLst>
-          <a:path path="circle">
-            <a:fillToRect l="50000" t="-80000" r="50000" b="180000"/>
-          </a:path>
-        </a:gradFill>
-        <a:gradFill rotWithShape="1">
-          <a:gsLst>
-            <a:gs pos="0">
-              <a:schemeClr val="phClr">
-                <a:tint val="80000"/>
-                <a:satMod val="300000"/>
-              </a:schemeClr>
-            </a:gs>
-            <a:gs pos="100000">
-              <a:schemeClr val="phClr">
-                <a:shade val="30000"/>
-                <a:satMod val="200000"/>
-              </a:schemeClr>
-            </a:gs>
-          </a:gsLst>
-          <a:path path="circle">
-            <a:fillToRect l="50000" t="50000" r="50000" b="50000"/>
-          </a:path>
+          <a:lin ang="5400000" scaled="0"/>
         </a:gradFill>
       </a:bgFillStyleLst>
     </a:fmtScheme>
   </a:themeElements>
-  <a:objectDefaults>
-    <a:spDef>
-      <a:spPr/>
-      <a:bodyPr/>
-      <a:lstStyle/>
-      <a:style>
-        <a:lnRef idx="1">
-          <a:schemeClr val="accent1"/>
-        </a:lnRef>
-        <a:fillRef idx="3">
-          <a:schemeClr val="accent1"/>
-        </a:fillRef>
-        <a:effectRef idx="2">
-          <a:schemeClr val="accent1"/>
-        </a:effectRef>
-        <a:fontRef idx="minor">
-          <a:schemeClr val="lt1"/>
-        </a:fontRef>
-      </a:style>
-    </a:spDef>
-    <a:lnDef>
-      <a:spPr/>
-      <a:bodyPr/>
-      <a:lstStyle/>
-      <a:style>
-        <a:lnRef idx="2">
-          <a:schemeClr val="accent1"/>
-        </a:lnRef>
-        <a:fillRef idx="0">
-          <a:schemeClr val="accent1"/>
-        </a:fillRef>
-        <a:effectRef idx="1">
-          <a:schemeClr val="accent1"/>
-        </a:effectRef>
-        <a:fontRef idx="minor">
-          <a:schemeClr val="tx1"/>
-        </a:fontRef>
-      </a:style>
-    </a:lnDef>
-  </a:objectDefaults>
+  <a:objectDefaults/>
   <a:extraClrSchemeLst/>
+  <a:extLst>
+    <a:ext uri="{05A4C25C-085E-4340-85A3-A5531E510DB2}">
+      <thm15:themeFamily xmlns:thm15="http://schemas.microsoft.com/office/thememl/2012/main" name="Office Theme" id="{2E142A2C-CD16-42D6-873A-C26D2A0506FA}" vid="{1BDDFF52-6CD6-40A5-AB3C-68EB2F1E4D0A}"/>
+    </a:ext>
+  </a:extLst>
 </a:theme>
 </file>